--- a/deliverables/journi_Functional_Spec.docx
+++ b/deliverables/journi_Functional_Spec.docx
@@ -2,32 +2,6 @@
 <file path=word/document.xml><?xml version="1.0" encoding="utf-8"?>
 <w:document xmlns:w="http://schemas.openxmlformats.org/wordprocessingml/2006/main" xmlns:m="http://schemas.openxmlformats.org/officeDocument/2006/math" xmlns:r="http://schemas.openxmlformats.org/officeDocument/2006/relationships" xmlns:o="urn:schemas-microsoft-com:office:office" xmlns:v="urn:schemas-microsoft-com:vml" xmlns:w10="urn:schemas-microsoft-com:office:word" xmlns:a="http://schemas.openxmlformats.org/drawingml/2006/main" xmlns:pic="http://schemas.openxmlformats.org/drawingml/2006/picture" xmlns:wp="http://schemas.openxmlformats.org/drawingml/2006/wordprocessingDrawing">
   <w:body>
-    <w:sdt>
-      <w:sdtPr>
-        <w:docPartObj>
-          <w:docPartGallery w:val="Table of Contents"/>
-          <w:docPartUnique/>
-        </w:docPartObj>
-      </w:sdtPr>
-      <w:sdtContent>
-        <w:p>
-          <w:pPr>
-            <w:pStyle w:val="TOCHeading"/>
-          </w:pPr>
-          <w:r>
-            <w:t xml:space="preserve">Table of Contents</w:t>
-          </w:r>
-        </w:p>
-        <w:p>
-          <w:r>
-            <w:fldChar w:fldCharType="begin" w:dirty="true"/>
-            <w:instrText xml:space="preserve">TOC \o "1-3" \h \z \u</w:instrText>
-            <w:fldChar w:fldCharType="separate"/>
-            <w:fldChar w:fldCharType="end"/>
-          </w:r>
-        </w:p>
-      </w:sdtContent>
-    </w:sdt>
     <w:p>
       <w:pPr>
         <w:pStyle w:val="FirstParagraph"/>
@@ -207,6 +181,18 @@
       <w:r>
         <w:br/>
       </w:r>
+      <w:r>
+        <w:t xml:space="preserve">    2.5 CSV Export</w:t>
+      </w:r>
+      <w:r>
+        <w:br/>
+      </w:r>
+      <w:r>
+        <w:t xml:space="preserve">    2.6 Notification Center (Alerts)</w:t>
+      </w:r>
+      <w:r>
+        <w:br/>
+      </w:r>
     </w:p>
     <w:p>
       <w:pPr>
@@ -387,6 +373,18 @@
       <w:r>
         <w:br/>
       </w:r>
+      <w:r>
+        <w:t xml:space="preserve">        Module 20 — Change Management Charter Registry</w:t>
+      </w:r>
+      <w:r>
+        <w:br/>
+      </w:r>
+      <w:r>
+        <w:t xml:space="preserve">        Module 21 — Stakeholder Journeys, Touchpoints &amp; Analytics</w:t>
+      </w:r>
+      <w:r>
+        <w:br/>
+      </w:r>
     </w:p>
     <w:p>
       <w:pPr>
@@ -875,7 +873,7 @@
         <w:t xml:space="preserve"> </w:t>
       </w:r>
       <w:r>
-        <w:t xml:space="preserve">eighteen functional modules that make up the application — including a</w:t>
+        <w:t xml:space="preserve">twenty functional modules that make up the application — including a</w:t>
       </w:r>
       <w:r>
         <w:t xml:space="preserve"> </w:t>
@@ -911,7 +909,13 @@
         <w:t xml:space="preserve"> </w:t>
       </w:r>
       <w:r>
-        <w:t xml:space="preserve">Phase Templates and Phase Gate / Joint Decision Records (Module 18), and a</w:t>
+        <w:t xml:space="preserve">Phase Templates, a generic P1–P7 lifecycle-phase filter, and Phase Gate /</w:t>
+      </w:r>
+      <w:r>
+        <w:t xml:space="preserve"> </w:t>
+      </w:r>
+      <w:r>
+        <w:t xml:space="preserve">Joint Decision Records with a selectable Accountable role (Module 18), a</w:t>
       </w:r>
       <w:r>
         <w:t xml:space="preserve"> </w:t>
@@ -923,13 +927,61 @@
         <w:t xml:space="preserve"> </w:t>
       </w:r>
       <w:r>
-        <w:t xml:space="preserve">that makes the process backbone underneath every other module browsable</w:t>
-      </w:r>
-      <w:r>
-        <w:t xml:space="preserve"> </w:t>
-      </w:r>
-      <w:r>
-        <w:t xml:space="preserve">and, for its RACSI grid, runtime-editable — and a seed dataset of</w:t>
+        <w:t xml:space="preserve">that makes the process backbone underneath every other module browsable,</w:t>
+      </w:r>
+      <w:r>
+        <w:t xml:space="preserve"> </w:t>
+      </w:r>
+      <w:r>
+        <w:t xml:space="preserve">carries a per-chain RACSI on its four core lifecycle chains, and hosts a</w:t>
+      </w:r>
+      <w:r>
+        <w:t xml:space="preserve"> </w:t>
+      </w:r>
+      <w:r>
+        <w:t xml:space="preserve">Cross-Type Comparison Matrix contrasting all eight transformation types</w:t>
+      </w:r>
+      <w:r>
+        <w:t xml:space="preserve"> </w:t>
+      </w:r>
+      <w:r>
+        <w:t xml:space="preserve">side by side, a Change Management Charter Registry (Module 20) of eight</w:t>
+      </w:r>
+      <w:r>
+        <w:t xml:space="preserve"> </w:t>
+      </w:r>
+      <w:r>
+        <w:t xml:space="preserve">signed, trackable sponsorship/coaching/communication standards with their</w:t>
+      </w:r>
+      <w:r>
+        <w:t xml:space="preserve"> </w:t>
+      </w:r>
+      <w:r>
+        <w:t xml:space="preserve">concrete action mapping and per-project compliance log, and a Stakeholder</w:t>
+      </w:r>
+      <w:r>
+        <w:t xml:space="preserve"> </w:t>
+      </w:r>
+      <w:r>
+        <w:t xml:space="preserve">Journeys, Touchpoints &amp; Analytics module (Module 21) that gives eight</w:t>
+      </w:r>
+      <w:r>
+        <w:t xml:space="preserve"> </w:t>
+      </w:r>
+      <w:r>
+        <w:t xml:space="preserve">persona/exception/system journeys a touchpoint-level completion record and</w:t>
+      </w:r>
+      <w:r>
+        <w:t xml:space="preserve"> </w:t>
+      </w:r>
+      <w:r>
+        <w:t xml:space="preserve">an experience-centric companion to the score-centric dashboards elsewhere</w:t>
+      </w:r>
+      <w:r>
+        <w:t xml:space="preserve"> </w:t>
+      </w:r>
+      <w:r>
+        <w:t xml:space="preserve">in the platform — and a seed dataset of</w:t>
       </w:r>
       <w:r>
         <w:t xml:space="preserve"> </w:t>
@@ -973,9 +1025,39 @@
       <w:r>
         <w:t xml:space="preserve">End-to-End Process lifecycle and Phase Template (Section 4, Module 19).</w:t>
       </w:r>
+      <w:r>
+        <w:t xml:space="preserve"> </w:t>
+      </w:r>
+      <w:r>
+        <w:t xml:space="preserve">Reporting is rounded out by client-side CSV export on the platform’s</w:t>
+      </w:r>
+      <w:r>
+        <w:t xml:space="preserve"> </w:t>
+      </w:r>
+      <w:r>
+        <w:t xml:space="preserve">highest-traffic tables (Sponsor Coalition, Communications, Training,</w:t>
+      </w:r>
+      <w:r>
+        <w:t xml:space="preserve"> </w:t>
+      </w:r>
+      <w:r>
+        <w:t xml:space="preserve">Risk Register, Analytics) and an in-app Notification Center surfacing the</w:t>
+      </w:r>
+      <w:r>
+        <w:t xml:space="preserve"> </w:t>
+      </w:r>
+      <w:r>
+        <w:t xml:space="preserve">subset of the platform’s sixteen defined alert conditions computable from</w:t>
+      </w:r>
+      <w:r>
+        <w:t xml:space="preserve"> </w:t>
+      </w:r>
+      <w:r>
+        <w:t xml:space="preserve">data journi already holds (Section 2.6).</w:t>
+      </w:r>
     </w:p>
     <w:bookmarkEnd w:id="21"/>
-    <w:bookmarkStart w:id="26" w:name="application-architecture"/>
+    <w:bookmarkStart w:id="28" w:name="application-architecture"/>
     <w:p>
       <w:pPr>
         <w:pStyle w:val="Heading1"/>
@@ -1628,7 +1710,7 @@
         <w:t xml:space="preserve"> </w:t>
       </w:r>
       <w:r>
-        <w:t xml:space="preserve">RBAC, the eighteen modules, AI governance, localization — against a</w:t>
+        <w:t xml:space="preserve">RBAC, the twenty modules, AI governance, localization — against a</w:t>
       </w:r>
       <w:r>
         <w:t xml:space="preserve"> </w:t>
@@ -1667,9 +1749,379 @@
         <w:t xml:space="preserve">production-ready deployment against the requirements above.</w:t>
       </w:r>
     </w:p>
+    <w:p>
+      <w:pPr>
+        <w:pStyle w:val="BodyText"/>
+      </w:pPr>
+      <w:r>
+        <w:t xml:space="preserve">Beyond server-side persistence, a small number of specifically</w:t>
+      </w:r>
+      <w:r>
+        <w:t xml:space="preserve"> </w:t>
+      </w:r>
+      <w:r>
+        <w:t xml:space="preserve">backend-dependent capabilities remain out of scope for this client-side</w:t>
+      </w:r>
+      <w:r>
+        <w:t xml:space="preserve"> </w:t>
+      </w:r>
+      <w:r>
+        <w:t xml:space="preserve">reference build, by the same design logic: a BPMN/DMN workflow-execution</w:t>
+      </w:r>
+      <w:r>
+        <w:t xml:space="preserve"> </w:t>
+      </w:r>
+      <w:r>
+        <w:t xml:space="preserve">engine actually orchestrating the process model Module 19 makes browsable</w:t>
+      </w:r>
+      <w:r>
+        <w:t xml:space="preserve"> </w:t>
+      </w:r>
+      <w:r>
+        <w:t xml:space="preserve">(today it is data, not an executable process); a COSO-aligned</w:t>
+      </w:r>
+      <w:r>
+        <w:t xml:space="preserve"> </w:t>
+      </w:r>
+      <w:r>
+        <w:t xml:space="preserve">control-testing framework actually evidencing and sampling control</w:t>
+      </w:r>
+      <w:r>
+        <w:t xml:space="preserve"> </w:t>
+      </w:r>
+      <w:r>
+        <w:t xml:space="preserve">operation (today Module 14's risk register and the justification-log</w:t>
+      </w:r>
+      <w:r>
+        <w:t xml:space="preserve"> </w:t>
+      </w:r>
+      <w:r>
+        <w:t xml:space="preserve">audit trail record the human judgment a control-testing program would</w:t>
+      </w:r>
+      <w:r>
+        <w:t xml:space="preserve"> </w:t>
+      </w:r>
+      <w:r>
+        <w:t xml:space="preserve">draw on, but do not run one); real outbound delivery for the sixteen</w:t>
+      </w:r>
+      <w:r>
+        <w:t xml:space="preserve"> </w:t>
+      </w:r>
+      <w:r>
+        <w:t xml:space="preserve">alert conditions catalogued in Section 2.6 — email, push notification</w:t>
+      </w:r>
+      <w:r>
+        <w:t xml:space="preserve"> </w:t>
+      </w:r>
+      <w:r>
+        <w:t xml:space="preserve">and Teams channels are named in each alert's specification but not</w:t>
+      </w:r>
+      <w:r>
+        <w:t xml:space="preserve"> </w:t>
+      </w:r>
+      <w:r>
+        <w:t xml:space="preserve">wired to a real send path, since there is no backend to send from; and</w:t>
+      </w:r>
+      <w:r>
+        <w:t xml:space="preserve"> </w:t>
+      </w:r>
+      <w:r>
+        <w:t xml:space="preserve">an NLP embeddings backend actually powering the free-text theme-mining</w:t>
+      </w:r>
+      <w:r>
+        <w:t xml:space="preserve"> </w:t>
+      </w:r>
+      <w:r>
+        <w:t xml:space="preserve">and classification AI use cases in Module 17 at scale (today those use</w:t>
+      </w:r>
+      <w:r>
+        <w:t xml:space="preserve"> </w:t>
+      </w:r>
+      <w:r>
+        <w:t xml:space="preserve">cases run against a deterministic built-in generator or, if configured,</w:t>
+      </w:r>
+      <w:r>
+        <w:t xml:space="preserve"> </w:t>
+      </w:r>
+      <w:r>
+        <w:t xml:space="preserve">directly against a third-party LLM provider from the browser — see</w:t>
+      </w:r>
+      <w:r>
+        <w:t xml:space="preserve"> </w:t>
+      </w:r>
+      <w:r>
+        <w:t xml:space="preserve">Module 17's Real LLM Provider Connection — neither of which is a</w:t>
+      </w:r>
+      <w:r>
+        <w:t xml:space="preserve"> </w:t>
+      </w:r>
+      <w:r>
+        <w:t xml:space="preserve">purpose-built embeddings/NLP service). Each of these requires</w:t>
+      </w:r>
+      <w:r>
+        <w:t xml:space="preserve"> </w:t>
+      </w:r>
+      <w:r>
+        <w:t xml:space="preserve">platform-level infrastructure a production backend would provide; this</w:t>
+      </w:r>
+      <w:r>
+        <w:t xml:space="preserve"> </w:t>
+      </w:r>
+      <w:r>
+        <w:t xml:space="preserve">reference build represents the closest client-side equivalent it can</w:t>
+      </w:r>
+      <w:r>
+        <w:t xml:space="preserve"> </w:t>
+      </w:r>
+      <w:r>
+        <w:t xml:space="preserve">build without one, documented at the relevant module rather than treated</w:t>
+      </w:r>
+      <w:r>
+        <w:t xml:space="preserve"> </w:t>
+      </w:r>
+      <w:r>
+        <w:t xml:space="preserve">as a silent omission.</w:t>
+      </w:r>
+    </w:p>
     <w:bookmarkEnd w:id="25"/>
+    <w:bookmarkStart w:id="26" w:name="csv-export"/>
+    <w:p>
+      <w:pPr>
+        <w:pStyle w:val="Heading2"/>
+      </w:pPr>
+      <w:r>
+        <w:rPr>
+          <w:b/>
+          <w:color w:val="275650"/>
+        </w:rPr>
+        <w:t xml:space="preserve">2.5 CSV Export</w:t>
+      </w:r>
+    </w:p>
+    <w:p>
+      <w:pPr>
+        <w:pStyle w:val="FirstParagraph"/>
+      </w:pPr>
+      <w:r>
+        <w:t xml:space="preserve">journi's highest-traffic tables offer a client-side CSV export — the</w:t>
+      </w:r>
+      <w:r>
+        <w:t xml:space="preserve"> </w:t>
+      </w:r>
+      <w:r>
+        <w:t xml:space="preserve">proportionate equivalent of a server-generated Excel/PDF report, built</w:t>
+      </w:r>
+      <w:r>
+        <w:t xml:space="preserve"> </w:t>
+      </w:r>
+      <w:r>
+        <w:t xml:space="preserve">entirely in the browser via a Blob download rather than a backend export</w:t>
+      </w:r>
+      <w:r>
+        <w:t xml:space="preserve"> </w:t>
+      </w:r>
+      <w:r>
+        <w:t xml:space="preserve">service. Available on the Sponsor Coalition table (Module 8), the</w:t>
+      </w:r>
+      <w:r>
+        <w:t xml:space="preserve"> </w:t>
+      </w:r>
+      <w:r>
+        <w:t xml:space="preserve">Communications log (Module 9), the Training &amp; Certification table</w:t>
+      </w:r>
+      <w:r>
+        <w:t xml:space="preserve"> </w:t>
+      </w:r>
+      <w:r>
+        <w:t xml:space="preserve">(Module 10), the Risk Register (Module 14), and the Analytics readiness</w:t>
+      </w:r>
+      <w:r>
+        <w:t xml:space="preserve"> </w:t>
+      </w:r>
+      <w:r>
+        <w:t xml:space="preserve">heatmap and benchmarking tables (Module 15). Each export reflects</w:t>
+      </w:r>
+      <w:r>
+        <w:t xml:space="preserve"> </w:t>
+      </w:r>
+      <w:r>
+        <w:t xml:space="preserve">exactly the rows and columns currently on screen — respecting the same</w:t>
+      </w:r>
+      <w:r>
+        <w:t xml:space="preserve"> </w:t>
+      </w:r>
+      <w:r>
+        <w:t xml:space="preserve">RBAC and scope filtering as the table itself — and is written with a</w:t>
+      </w:r>
+      <w:r>
+        <w:t xml:space="preserve"> </w:t>
+      </w:r>
+      <w:r>
+        <w:t xml:space="preserve">UTF-8 byte-order mark so accented French and Arabic content opens</w:t>
+      </w:r>
+      <w:r>
+        <w:t xml:space="preserve"> </w:t>
+      </w:r>
+      <w:r>
+        <w:t xml:space="preserve">correctly in Excel.</w:t>
+      </w:r>
+    </w:p>
     <w:bookmarkEnd w:id="26"/>
-    <w:bookmarkStart w:id="34" w:name="multilingual-access-administration"/>
+    <w:bookmarkStart w:id="27" w:name="notification-center-alerts"/>
+    <w:p>
+      <w:pPr>
+        <w:pStyle w:val="Heading2"/>
+      </w:pPr>
+      <w:r>
+        <w:rPr>
+          <w:b/>
+          <w:color w:val="275650"/>
+        </w:rPr>
+        <w:t xml:space="preserve">2.6 Notification Center (Alerts)</w:t>
+      </w:r>
+    </w:p>
+    <w:p>
+      <w:pPr>
+        <w:pStyle w:val="FirstParagraph"/>
+      </w:pPr>
+      <w:r>
+        <w:t xml:space="preserve">A bell icon in the top bar surfaces the platform's defined alert</w:t>
+      </w:r>
+      <w:r>
+        <w:t xml:space="preserve"> </w:t>
+      </w:r>
+      <w:r>
+        <w:t xml:space="preserve">conditions as a persistent, dismissible, per-project in-app log — the</w:t>
+      </w:r>
+      <w:r>
+        <w:t xml:space="preserve"> </w:t>
+      </w:r>
+      <w:r>
+        <w:t xml:space="preserve">client-side equivalent of the sixteen alert definitions a production</w:t>
+      </w:r>
+      <w:r>
+        <w:t xml:space="preserve"> </w:t>
+      </w:r>
+      <w:r>
+        <w:t xml:space="preserve">backend would deliver by email, push notification and Teams (Section 2.4</w:t>
+      </w:r>
+      <w:r>
+        <w:t xml:space="preserve"> </w:t>
+      </w:r>
+      <w:r>
+        <w:t xml:space="preserve">notes why real outbound delivery is out of scope here). Eight of the</w:t>
+      </w:r>
+      <w:r>
+        <w:t xml:space="preserve"> </w:t>
+      </w:r>
+      <w:r>
+        <w:t xml:space="preserve">sixteen alerts have a condition directly computable from data journi</w:t>
+      </w:r>
+      <w:r>
+        <w:t xml:space="preserve"> </w:t>
+      </w:r>
+      <w:r>
+        <w:t xml:space="preserve">already holds client-side, and fire live whenever that condition is true</w:t>
+      </w:r>
+      <w:r>
+        <w:t xml:space="preserve"> </w:t>
+      </w:r>
+      <w:r>
+        <w:t xml:space="preserve">for the scoped Change Management Project: a Divergence Pattern (Knowledge</w:t>
+      </w:r>
+      <w:r>
+        <w:t xml:space="preserve"> </w:t>
+      </w:r>
+      <w:r>
+        <w:t xml:space="preserve">and Ability both verified while the Bridges position still reads Ending),</w:t>
+      </w:r>
+      <w:r>
+        <w:t xml:space="preserve"> </w:t>
+      </w:r>
+      <w:r>
+        <w:t xml:space="preserve">a Critical post-go-live regression-risk score, a Sponsor Coverage Gap</w:t>
+      </w:r>
+      <w:r>
+        <w:t xml:space="preserve"> </w:t>
+      </w:r>
+      <w:r>
+        <w:t xml:space="preserve">(sponsor visibility rated Weak), a Resistance Escalation Threshold breach</w:t>
+      </w:r>
+      <w:r>
+        <w:t xml:space="preserve"> </w:t>
+      </w:r>
+      <w:r>
+        <w:t xml:space="preserve">(three or more open resistance-log entries), a Change Saturation breach</w:t>
+      </w:r>
+      <w:r>
+        <w:t xml:space="preserve"> </w:t>
+      </w:r>
+      <w:r>
+        <w:t xml:space="preserve">(two or more other concurrent initiatives targeting the same</w:t>
+      </w:r>
+      <w:r>
+        <w:t xml:space="preserve"> </w:t>
+      </w:r>
+      <w:r>
+        <w:t xml:space="preserve">Organization), a Phase Gate closed No-Go or Go-with-Conditions, a Guiding</w:t>
+      </w:r>
+      <w:r>
+        <w:t xml:space="preserve"> </w:t>
+      </w:r>
+      <w:r>
+        <w:t xml:space="preserve">Coalition Gap (fewer than two named coalition members), and a blocked</w:t>
+      </w:r>
+      <w:r>
+        <w:t xml:space="preserve"> </w:t>
+      </w:r>
+      <w:r>
+        <w:t xml:space="preserve">Sustainment sign-off. Each alert shows its severity, SLA threshold and</w:t>
+      </w:r>
+      <w:r>
+        <w:t xml:space="preserve"> </w:t>
+      </w:r>
+      <w:r>
+        <w:t xml:space="preserve">recipient-role list alongside the live message. Dismissing an alert</w:t>
+      </w:r>
+      <w:r>
+        <w:t xml:space="preserve"> </w:t>
+      </w:r>
+      <w:r>
+        <w:t xml:space="preserve">persists per Change Management Project and survives a page reload; a</w:t>
+      </w:r>
+      <w:r>
+        <w:t xml:space="preserve"> </w:t>
+      </w:r>
+      <w:r>
+        <w:t xml:space="preserve">Restore control brings a dismissed alert back into view. The remaining</w:t>
+      </w:r>
+      <w:r>
+        <w:t xml:space="preserve"> </w:t>
+      </w:r>
+      <w:r>
+        <w:t xml:space="preserve">eight alerts — survey-exception retries, AI-confidence scoring, import</w:t>
+      </w:r>
+      <w:r>
+        <w:t xml:space="preserve"> </w:t>
+      </w:r>
+      <w:r>
+        <w:t xml:space="preserve">integrity, administrative account lock-out, GDPR request SLA, and AI</w:t>
+      </w:r>
+      <w:r>
+        <w:t xml:space="preserve"> </w:t>
+      </w:r>
+      <w:r>
+        <w:t xml:space="preserve">provider fallback — depend on backend infrastructure this reference</w:t>
+      </w:r>
+      <w:r>
+        <w:t xml:space="preserve"> </w:t>
+      </w:r>
+      <w:r>
+        <w:t xml:space="preserve">build does not have and are catalogued for traceability but never fire.</w:t>
+      </w:r>
+    </w:p>
+    <w:bookmarkEnd w:id="27"/>
+    <w:bookmarkEnd w:id="28"/>
+    <w:bookmarkStart w:id="36" w:name="multilingual-access-administration"/>
     <w:p>
       <w:pPr>
         <w:pStyle w:val="Heading1"/>
@@ -1682,7 +2134,7 @@
         <w:t xml:space="preserve">3. Multilingual Access &amp; Administration</w:t>
       </w:r>
     </w:p>
-    <w:bookmarkStart w:id="28" w:name="localization"/>
+    <w:bookmarkStart w:id="30" w:name="localization"/>
     <w:p>
       <w:pPr>
         <w:pStyle w:val="Heading2"/>
@@ -1835,7 +2287,7 @@
         <w:t xml:space="preserve">Locale-aware date, number and currency formatting per organization</w:t>
       </w:r>
     </w:p>
-    <w:bookmarkStart w:id="27" w:name="X71e45eeb43dfcde114e51d59472ec1599f296eb"/>
+    <w:bookmarkStart w:id="29" w:name="X71e45eeb43dfcde114e51d59472ec1599f296eb"/>
     <w:p>
       <w:pPr>
         <w:pStyle w:val="Heading3"/>
@@ -1934,9 +2386,9 @@
         <w:t xml:space="preserve">different Organization or a different user's session.</w:t>
       </w:r>
     </w:p>
-    <w:bookmarkEnd w:id="27"/>
-    <w:bookmarkEnd w:id="28"/>
-    <w:bookmarkStart w:id="30" w:name="roles-access-scope-rbac"/>
+    <w:bookmarkEnd w:id="29"/>
+    <w:bookmarkEnd w:id="30"/>
+    <w:bookmarkStart w:id="32" w:name="roles-access-scope-rbac"/>
     <w:p>
       <w:pPr>
         <w:pStyle w:val="Heading2"/>
@@ -2576,7 +3028,7 @@
         </w:tc>
       </w:tr>
     </w:tbl>
-    <w:bookmarkStart w:id="29" w:name="full-crud-scoped-by-role"/>
+    <w:bookmarkStart w:id="31" w:name="full-crud-scoped-by-role"/>
     <w:p>
       <w:pPr>
         <w:pStyle w:val="Heading3"/>
@@ -2717,9 +3169,9 @@
         <w:t xml:space="preserve">design (Section 2.2).</w:t>
       </w:r>
     </w:p>
-    <w:bookmarkEnd w:id="29"/>
-    <w:bookmarkEnd w:id="30"/>
-    <w:bookmarkStart w:id="31" w:name="account-creation-security-best-practices"/>
+    <w:bookmarkEnd w:id="31"/>
+    <w:bookmarkEnd w:id="32"/>
+    <w:bookmarkStart w:id="33" w:name="account-creation-security-best-practices"/>
     <w:p>
       <w:pPr>
         <w:pStyle w:val="Heading2"/>
@@ -2882,8 +3334,8 @@
         <w:t xml:space="preserve">aggregated, de-identified views only</w:t>
       </w:r>
     </w:p>
-    <w:bookmarkEnd w:id="31"/>
-    <w:bookmarkStart w:id="32" w:name="Xe1d71f63bb818493f28d16f62d7e7cea030390d"/>
+    <w:bookmarkEnd w:id="33"/>
+    <w:bookmarkStart w:id="34" w:name="Xe1d71f63bb818493f28d16f62d7e7cea030390d"/>
     <w:p>
       <w:pPr>
         <w:pStyle w:val="Heading2"/>
@@ -2976,8 +3428,8 @@
         <w:t xml:space="preserve">deliberately edits it.</w:t>
       </w:r>
     </w:p>
-    <w:bookmarkEnd w:id="32"/>
-    <w:bookmarkStart w:id="33" w:name="justification-governance"/>
+    <w:bookmarkEnd w:id="34"/>
+    <w:bookmarkStart w:id="35" w:name="justification-governance"/>
     <w:p>
       <w:pPr>
         <w:pStyle w:val="Heading2"/>
@@ -3112,9 +3564,9 @@
         <w:t xml:space="preserve">police its content.</w:t>
       </w:r>
     </w:p>
-    <w:bookmarkEnd w:id="33"/>
-    <w:bookmarkEnd w:id="34"/>
-    <w:bookmarkStart w:id="53" w:name="core-modules"/>
+    <w:bookmarkEnd w:id="35"/>
+    <w:bookmarkEnd w:id="36"/>
+    <w:bookmarkStart w:id="57" w:name="core-modules"/>
     <w:p>
       <w:pPr>
         <w:pStyle w:val="Heading1"/>
@@ -3136,7 +3588,7 @@
           <w:iCs/>
           <w:i/>
         </w:rPr>
-        <w:t xml:space="preserve">Eighteen modules in total: three foundation/platform modules covering</w:t>
+        <w:t xml:space="preserve">Twenty modules in total: three foundation/platform modules covering</w:t>
       </w:r>
       <w:r>
         <w:rPr>
@@ -3192,7 +3644,7 @@
           <w:iCs/>
           <w:i/>
         </w:rPr>
-        <w:t xml:space="preserve">module (Module 18), and one Macro Process, SIPOC, RACSI &amp; End-to-End</w:t>
+        <w:t xml:space="preserve">module (Module 18), one Macro Process, SIPOC, RACSI &amp; End-to-End</w:t>
       </w:r>
       <w:r>
         <w:rPr>
@@ -3206,7 +3658,35 @@
           <w:iCs/>
           <w:i/>
         </w:rPr>
-        <w:t xml:space="preserve">Process Registry module (Module 19). Each core module lists its purpose,</w:t>
+        <w:t xml:space="preserve">Process Registry module (Module 19), one Change Management Charter</w:t>
+      </w:r>
+      <w:r>
+        <w:rPr>
+          <w:iCs/>
+          <w:i/>
+        </w:rPr>
+        <w:t xml:space="preserve"> </w:t>
+      </w:r>
+      <w:r>
+        <w:rPr>
+          <w:iCs/>
+          <w:i/>
+        </w:rPr>
+        <w:t xml:space="preserve">Registry module (Module 20), and one Stakeholder Journeys, Touchpoints &amp;</w:t>
+      </w:r>
+      <w:r>
+        <w:rPr>
+          <w:iCs/>
+          <w:i/>
+        </w:rPr>
+        <w:t xml:space="preserve"> </w:t>
+      </w:r>
+      <w:r>
+        <w:rPr>
+          <w:iCs/>
+          <w:i/>
+        </w:rPr>
+        <w:t xml:space="preserve">Analytics module (Module 21). Each core module lists its purpose,</w:t>
       </w:r>
       <w:r>
         <w:rPr>
@@ -3237,7 +3717,7 @@
         <w:t xml:space="preserve">its primary users.</w:t>
       </w:r>
     </w:p>
-    <w:bookmarkStart w:id="35" w:name="X6571af15a5a32d763b0048c6aa8e5d19bd941d6"/>
+    <w:bookmarkStart w:id="37" w:name="X6571af15a5a32d763b0048c6aa8e5d19bd941d6"/>
     <w:p>
       <w:pPr>
         <w:pStyle w:val="Heading3"/>
@@ -3550,8 +4030,8 @@
         <w:t xml:space="preserve">Super Admin, Group Admin, Organization Admin, PMO</w:t>
       </w:r>
     </w:p>
-    <w:bookmarkEnd w:id="35"/>
-    <w:bookmarkStart w:id="36" w:name="module-2-identity-access-rbac"/>
+    <w:bookmarkEnd w:id="37"/>
+    <w:bookmarkStart w:id="38" w:name="module-2-identity-access-rbac"/>
     <w:p>
       <w:pPr>
         <w:pStyle w:val="Heading3"/>
@@ -3874,8 +4354,8 @@
         <w:t xml:space="preserve">roles</w:t>
       </w:r>
     </w:p>
-    <w:bookmarkEnd w:id="36"/>
-    <w:bookmarkStart w:id="37" w:name="module-4-initiative-portfolio-registry"/>
+    <w:bookmarkEnd w:id="38"/>
+    <w:bookmarkStart w:id="39" w:name="module-4-initiative-portfolio-registry"/>
     <w:p>
       <w:pPr>
         <w:pStyle w:val="Heading3"/>
@@ -4094,8 +4574,8 @@
         <w:t xml:space="preserve">PMO, Change Manager, Sponsor</w:t>
       </w:r>
     </w:p>
-    <w:bookmarkEnd w:id="37"/>
-    <w:bookmarkStart w:id="38" w:name="module-5-stakeholder-impact-mapping"/>
+    <w:bookmarkEnd w:id="39"/>
+    <w:bookmarkStart w:id="40" w:name="module-5-stakeholder-impact-mapping"/>
     <w:p>
       <w:pPr>
         <w:pStyle w:val="Heading3"/>
@@ -4279,8 +4759,8 @@
         <w:t xml:space="preserve">Change Manager, People Managers, PMO</w:t>
       </w:r>
     </w:p>
-    <w:bookmarkEnd w:id="38"/>
-    <w:bookmarkStart w:id="39" w:name="Xd11a97ce038c9f1eaf3d460e8fa6170eaeed1ba"/>
+    <w:bookmarkEnd w:id="40"/>
+    <w:bookmarkStart w:id="41" w:name="Xd11a97ce038c9f1eaf3d460e8fa6170eaeed1ba"/>
     <w:p>
       <w:pPr>
         <w:pStyle w:val="Heading3"/>
@@ -4499,8 +4979,8 @@
         <w:t xml:space="preserve">(self-report)</w:t>
       </w:r>
     </w:p>
-    <w:bookmarkEnd w:id="39"/>
-    <w:bookmarkStart w:id="40" w:name="module-7-emotional-transition-layer"/>
+    <w:bookmarkEnd w:id="41"/>
+    <w:bookmarkStart w:id="42" w:name="module-7-emotional-transition-layer"/>
     <w:p>
       <w:pPr>
         <w:pStyle w:val="Heading3"/>
@@ -4708,8 +5188,8 @@
         <w:t xml:space="preserve">Change Manager, People Manager/Coach</w:t>
       </w:r>
     </w:p>
-    <w:bookmarkEnd w:id="40"/>
-    <w:bookmarkStart w:id="41" w:name="module-8-sponsor-coalition-module"/>
+    <w:bookmarkEnd w:id="42"/>
+    <w:bookmarkStart w:id="43" w:name="module-8-sponsor-coalition-module"/>
     <w:p>
       <w:pPr>
         <w:pStyle w:val="Heading3"/>
@@ -4847,6 +5327,17 @@
     </w:p>
     <w:p>
       <w:pPr>
+        <w:numPr>
+          <w:ilvl w:val="0"/>
+          <w:numId w:val="1013"/>
+        </w:numPr>
+      </w:pPr>
+      <w:r>
+        <w:t xml:space="preserve">CSV export of the guiding-coalition roster (Section 2.5)</w:t>
+      </w:r>
+    </w:p>
+    <w:p>
+      <w:pPr>
         <w:pStyle w:val="FirstParagraph"/>
       </w:pPr>
       <w:r>
@@ -4887,8 +5378,8 @@
         <w:t xml:space="preserve">Change Manager, Sponsor, PMO</w:t>
       </w:r>
     </w:p>
-    <w:bookmarkEnd w:id="41"/>
-    <w:bookmarkStart w:id="42" w:name="Xc8b18a955604b386f7537b00374b15676ca7c6f"/>
+    <w:bookmarkEnd w:id="43"/>
+    <w:bookmarkStart w:id="44" w:name="Xc8b18a955604b386f7537b00374b15676ca7c6f"/>
     <w:p>
       <w:pPr>
         <w:pStyle w:val="Heading3"/>
@@ -5020,6 +5511,17 @@
     </w:p>
     <w:p>
       <w:pPr>
+        <w:numPr>
+          <w:ilvl w:val="0"/>
+          <w:numId w:val="1014"/>
+        </w:numPr>
+      </w:pPr>
+      <w:r>
+        <w:t xml:space="preserve">CSV export of the communications log (Section 2.5)</w:t>
+      </w:r>
+    </w:p>
+    <w:p>
+      <w:pPr>
         <w:pStyle w:val="FirstParagraph"/>
       </w:pPr>
       <w:r>
@@ -5060,8 +5562,8 @@
         <w:t xml:space="preserve">Change Manager, Communications Practitioner, Sponsor</w:t>
       </w:r>
     </w:p>
-    <w:bookmarkEnd w:id="42"/>
-    <w:bookmarkStart w:id="43" w:name="module-10-training-capability-building"/>
+    <w:bookmarkEnd w:id="44"/>
+    <w:bookmarkStart w:id="45" w:name="module-10-training-capability-building"/>
     <w:p>
       <w:pPr>
         <w:pStyle w:val="Heading3"/>
@@ -5199,6 +5701,17 @@
     </w:p>
     <w:p>
       <w:pPr>
+        <w:numPr>
+          <w:ilvl w:val="0"/>
+          <w:numId w:val="1015"/>
+        </w:numPr>
+      </w:pPr>
+      <w:r>
+        <w:t xml:space="preserve">CSV export of the curriculum/certification table (Section 2.5)</w:t>
+      </w:r>
+    </w:p>
+    <w:p>
+      <w:pPr>
         <w:pStyle w:val="FirstParagraph"/>
       </w:pPr>
       <w:r>
@@ -5239,8 +5752,8 @@
         <w:t xml:space="preserve">Change Manager, Trainer/Practitioner, People Manager</w:t>
       </w:r>
     </w:p>
-    <w:bookmarkEnd w:id="43"/>
-    <w:bookmarkStart w:id="44" w:name="module-11-resistance-management"/>
+    <w:bookmarkEnd w:id="45"/>
+    <w:bookmarkStart w:id="46" w:name="module-11-resistance-management"/>
     <w:p>
       <w:pPr>
         <w:pStyle w:val="Heading3"/>
@@ -5378,6 +5891,75 @@
     </w:p>
     <w:p>
       <w:pPr>
+        <w:numPr>
+          <w:ilvl w:val="0"/>
+          <w:numId w:val="1016"/>
+        </w:numPr>
+      </w:pPr>
+      <w:r>
+        <w:rPr>
+          <w:bCs/>
+          <w:b/>
+        </w:rPr>
+        <w:t xml:space="preserve">Coding Workbench tab:</w:t>
+      </w:r>
+      <w:r>
+        <w:t xml:space="preserve"> </w:t>
+      </w:r>
+      <w:r>
+        <w:t xml:space="preserve">a Qualitative Coding Workbench for 1:1</w:t>
+      </w:r>
+      <w:r>
+        <w:t xml:space="preserve"> </w:t>
+      </w:r>
+      <w:r>
+        <w:t xml:space="preserve">coaching notes and resistance-log entries. An Organization-scoped,</w:t>
+      </w:r>
+      <w:r>
+        <w:t xml:space="preserve"> </w:t>
+      </w:r>
+      <w:r>
+        <w:t xml:space="preserve">Change-Manager-editable codebook (not a fixed platform-wide</w:t>
+      </w:r>
+      <w:r>
+        <w:t xml:space="preserve"> </w:t>
+      </w:r>
+      <w:r>
+        <w:t xml:space="preserve">taxonomy) supplies the codes; tagging a note against the codebook</w:t>
+      </w:r>
+      <w:r>
+        <w:t xml:space="preserve"> </w:t>
+      </w:r>
+      <w:r>
+        <w:t xml:space="preserve">can optionally cross-reference it to an existing Resistance Log</w:t>
+      </w:r>
+      <w:r>
+        <w:t xml:space="preserve"> </w:t>
+      </w:r>
+      <w:r>
+        <w:t xml:space="preserve">barrier record; a frequency rollup surfaces which codes recur most</w:t>
+      </w:r>
+      <w:r>
+        <w:t xml:space="preserve"> </w:t>
+      </w:r>
+      <w:r>
+        <w:t xml:space="preserve">often across a project's tagged material, catching a pattern a</w:t>
+      </w:r>
+      <w:r>
+        <w:t xml:space="preserve"> </w:t>
+      </w:r>
+      <w:r>
+        <w:t xml:space="preserve">single Change Manager reading each note individually would likely</w:t>
+      </w:r>
+      <w:r>
+        <w:t xml:space="preserve"> </w:t>
+      </w:r>
+      <w:r>
+        <w:t xml:space="preserve">miss</w:t>
+      </w:r>
+    </w:p>
+    <w:p>
+      <w:pPr>
         <w:pStyle w:val="FirstParagraph"/>
       </w:pPr>
       <w:r>
@@ -5424,8 +6006,8 @@
         <w:t xml:space="preserve">only)</w:t>
       </w:r>
     </w:p>
-    <w:bookmarkEnd w:id="44"/>
-    <w:bookmarkStart w:id="45" w:name="module-12-manager-as-coach-enablement"/>
+    <w:bookmarkEnd w:id="46"/>
+    <w:bookmarkStart w:id="47" w:name="module-12-manager-as-coach-enablement"/>
     <w:p>
       <w:pPr>
         <w:pStyle w:val="Heading3"/>
@@ -5609,8 +6191,8 @@
         <w:t xml:space="preserve">People Manager/Coach</w:t>
       </w:r>
     </w:p>
-    <w:bookmarkEnd w:id="45"/>
-    <w:bookmarkStart w:id="46" w:name="module-13-reinforcement-sustainment"/>
+    <w:bookmarkEnd w:id="47"/>
+    <w:bookmarkStart w:id="48" w:name="module-13-reinforcement-sustainment"/>
     <w:p>
       <w:pPr>
         <w:pStyle w:val="Heading3"/>
@@ -5788,8 +6370,8 @@
         <w:t xml:space="preserve">Change Manager, People Manager, Sponsor</w:t>
       </w:r>
     </w:p>
-    <w:bookmarkEnd w:id="46"/>
-    <w:bookmarkStart w:id="47" w:name="module-14-change-risk-register"/>
+    <w:bookmarkEnd w:id="48"/>
+    <w:bookmarkStart w:id="49" w:name="module-14-change-risk-register"/>
     <w:p>
       <w:pPr>
         <w:pStyle w:val="Heading3"/>
@@ -5927,6 +6509,17 @@
     </w:p>
     <w:p>
       <w:pPr>
+        <w:numPr>
+          <w:ilvl w:val="0"/>
+          <w:numId w:val="1019"/>
+        </w:numPr>
+      </w:pPr>
+      <w:r>
+        <w:t xml:space="preserve">CSV export of the risk register (Section 2.5)</w:t>
+      </w:r>
+    </w:p>
+    <w:p>
+      <w:pPr>
         <w:pStyle w:val="FirstParagraph"/>
       </w:pPr>
       <w:r>
@@ -5967,8 +6560,8 @@
         <w:t xml:space="preserve">Change Manager, PMO, Sponsor</w:t>
       </w:r>
     </w:p>
-    <w:bookmarkEnd w:id="47"/>
-    <w:bookmarkStart w:id="48" w:name="module-15-metrics-analytics-dashboard"/>
+    <w:bookmarkEnd w:id="49"/>
+    <w:bookmarkStart w:id="50" w:name="module-15-metrics-analytics-dashboard"/>
     <w:p>
       <w:pPr>
         <w:pStyle w:val="Heading3"/>
@@ -6228,7 +6821,64 @@
         <w:t xml:space="preserve"> </w:t>
       </w:r>
       <w:r>
-        <w:t xml:space="preserve">(Sponsor, Executive, PMO)</w:t>
+        <w:t xml:space="preserve">(Sponsor, Executive, PMO); the readiness heatmap and benchmarking</w:t>
+      </w:r>
+      <w:r>
+        <w:t xml:space="preserve"> </w:t>
+      </w:r>
+      <w:r>
+        <w:t xml:space="preserve">tables additionally offer a direct CSV export (Section 2.5)</w:t>
+      </w:r>
+    </w:p>
+    <w:p>
+      <w:pPr>
+        <w:numPr>
+          <w:ilvl w:val="0"/>
+          <w:numId w:val="1020"/>
+        </w:numPr>
+      </w:pPr>
+      <w:r>
+        <w:rPr>
+          <w:bCs/>
+          <w:b/>
+        </w:rPr>
+        <w:t xml:space="preserve">Cross-Type Comparison Matrix tab:</w:t>
+      </w:r>
+      <w:r>
+        <w:t xml:space="preserve"> </w:t>
+      </w:r>
+      <w:r>
+        <w:t xml:space="preserve">contrasts all eight</w:t>
+      </w:r>
+      <w:r>
+        <w:t xml:space="preserve"> </w:t>
+      </w:r>
+      <w:r>
+        <w:t xml:space="preserve">transformation types side by side — typical duration, terminal</w:t>
+      </w:r>
+      <w:r>
+        <w:t xml:space="preserve"> </w:t>
+      </w:r>
+      <w:r>
+        <w:t xml:space="preserve">gate, external-party involvement, dominant framework, and</w:t>
+      </w:r>
+      <w:r>
+        <w:t xml:space="preserve"> </w:t>
+      </w:r>
+      <w:r>
+        <w:t xml:space="preserve">reversibility — each row linked to a seed-project example, so a</w:t>
+      </w:r>
+      <w:r>
+        <w:t xml:space="preserve"> </w:t>
+      </w:r>
+      <w:r>
+        <w:t xml:space="preserve">Change Manager new to a given transformation type can see at a</w:t>
+      </w:r>
+      <w:r>
+        <w:t xml:space="preserve"> </w:t>
+      </w:r>
+      <w:r>
+        <w:t xml:space="preserve">glance how it differs from the ones they already know</w:t>
       </w:r>
     </w:p>
     <w:p>
@@ -6279,8 +6929,8 @@
         <w:t xml:space="preserve">Change Manager, Sponsor, Executive Viewer, PMO</w:t>
       </w:r>
     </w:p>
-    <w:bookmarkEnd w:id="48"/>
-    <w:bookmarkStart w:id="49" w:name="module-16-journey-map-visual-core"/>
+    <w:bookmarkEnd w:id="50"/>
+    <w:bookmarkStart w:id="51" w:name="module-16-journey-map-visual-core"/>
     <w:p>
       <w:pPr>
         <w:pStyle w:val="Heading3"/>
@@ -6464,8 +7114,8 @@
         <w:t xml:space="preserve">All roles, at the scope permitted by RBAC</w:t>
       </w:r>
     </w:p>
-    <w:bookmarkEnd w:id="49"/>
-    <w:bookmarkStart w:id="50" w:name="module-17-ai-use-case-library-governance"/>
+    <w:bookmarkEnd w:id="51"/>
+    <w:bookmarkStart w:id="52" w:name="module-17-ai-use-case-library-governance"/>
     <w:p>
       <w:pPr>
         <w:pStyle w:val="Heading3"/>
@@ -6898,7 +7548,7 @@
         <w:t xml:space="preserve"> </w:t>
       </w:r>
       <w:r>
-        <w:t xml:space="preserve">spanning eight of the seventeen other modules. All are Assistive or</w:t>
+        <w:t xml:space="preserve">spanning eight of the nineteen other modules. All are Assistive or</w:t>
       </w:r>
       <w:r>
         <w:t xml:space="preserve"> </w:t>
@@ -8862,8 +9512,8 @@
         <w:t xml:space="preserve">Practitioner, People Manager (consumption, all modules)</w:t>
       </w:r>
     </w:p>
-    <w:bookmarkEnd w:id="50"/>
-    <w:bookmarkStart w:id="51" w:name="module-18-work-breakdown-structure-gantt"/>
+    <w:bookmarkEnd w:id="52"/>
+    <w:bookmarkStart w:id="53" w:name="module-18-work-breakdown-structure-gantt"/>
     <w:p>
       <w:pPr>
         <w:pStyle w:val="Heading3"/>
@@ -8987,25 +9637,115 @@
         </w:numPr>
       </w:pPr>
       <w:r>
-        <w:t xml:space="preserve">Each task carries a track, a phase label, a name, a baseline</w:t>
-      </w:r>
-      <w:r>
-        <w:t xml:space="preserve"> </w:t>
-      </w:r>
-      <w:r>
-        <w:t xml:space="preserve">start/finish, an optional actual start/finish, a status (planned /</w:t>
-      </w:r>
-      <w:r>
-        <w:t xml:space="preserve"> </w:t>
-      </w:r>
-      <w:r>
-        <w:t xml:space="preserve">in progress / done / at risk), and a computed schedule-gap value in</w:t>
-      </w:r>
-      <w:r>
-        <w:t xml:space="preserve"> </w:t>
-      </w:r>
-      <w:r>
-        <w:t xml:space="preserve">days</w:t>
+        <w:t xml:space="preserve">Each task carries a delivery track, a phase label, a name, a</w:t>
+      </w:r>
+      <w:r>
+        <w:t xml:space="preserve"> </w:t>
+      </w:r>
+      <w:r>
+        <w:t xml:space="preserve">baseline start/finish, an optional actual start/finish, a status</w:t>
+      </w:r>
+      <w:r>
+        <w:t xml:space="preserve"> </w:t>
+      </w:r>
+      <w:r>
+        <w:t xml:space="preserve">(planned / in progress / done / at risk), and a computed</w:t>
+      </w:r>
+      <w:r>
+        <w:t xml:space="preserve"> </w:t>
+      </w:r>
+      <w:r>
+        <w:t xml:space="preserve">schedule-gap value in days</w:t>
+      </w:r>
+    </w:p>
+    <w:p>
+      <w:pPr>
+        <w:numPr>
+          <w:ilvl w:val="0"/>
+          <w:numId w:val="1024"/>
+        </w:numPr>
+      </w:pPr>
+      <w:r>
+        <w:rPr>
+          <w:bCs/>
+          <w:b/>
+        </w:rPr>
+        <w:t xml:space="preserve">Accountability tag:</w:t>
+      </w:r>
+      <w:r>
+        <w:t xml:space="preserve"> </w:t>
+      </w:r>
+      <w:r>
+        <w:t xml:space="preserve">a task also carries a Project / Change /</w:t>
+      </w:r>
+      <w:r>
+        <w:t xml:space="preserve"> </w:t>
+      </w:r>
+      <w:r>
+        <w:t xml:space="preserve">Joint accountability tag, deliberately distinct from its delivery</w:t>
+      </w:r>
+      <w:r>
+        <w:t xml:space="preserve"> </w:t>
+      </w:r>
+      <w:r>
+        <w:t xml:space="preserve">track — a task delivered on the Project Management track can still</w:t>
+      </w:r>
+      <w:r>
+        <w:t xml:space="preserve"> </w:t>
+      </w:r>
+      <w:r>
+        <w:t xml:space="preserve">be a joint decision point (e.g. the go/no-go call itself), so the</w:t>
+      </w:r>
+      <w:r>
+        <w:t xml:space="preserve"> </w:t>
+      </w:r>
+      <w:r>
+        <w:t xml:space="preserve">two are tracked as separate fields rather than conflated into one</w:t>
+      </w:r>
+    </w:p>
+    <w:p>
+      <w:pPr>
+        <w:numPr>
+          <w:ilvl w:val="0"/>
+          <w:numId w:val="1024"/>
+        </w:numPr>
+      </w:pPr>
+      <w:r>
+        <w:rPr>
+          <w:bCs/>
+          <w:b/>
+        </w:rPr>
+        <w:t xml:space="preserve">Lifecycle phase filter:</w:t>
+      </w:r>
+      <w:r>
+        <w:t xml:space="preserve"> </w:t>
+      </w:r>
+      <w:r>
+        <w:t xml:space="preserve">every task, Phase Checklist item and</w:t>
+      </w:r>
+      <w:r>
+        <w:t xml:space="preserve"> </w:t>
+      </w:r>
+      <w:r>
+        <w:t xml:space="preserve">Phase Gate can additionally be filtered against the seven generic</w:t>
+      </w:r>
+      <w:r>
+        <w:t xml:space="preserve"> </w:t>
+      </w:r>
+      <w:r>
+        <w:t xml:space="preserve">P1–P7 lifecycle phases (Intake &amp; Diagnosis through Sustainment &amp;</w:t>
+      </w:r>
+      <w:r>
+        <w:t xml:space="preserve"> </w:t>
+      </w:r>
+      <w:r>
+        <w:t xml:space="preserve">Closure) that every type-specific Phase Template rolls up into,</w:t>
+      </w:r>
+      <w:r>
+        <w:t xml:space="preserve"> </w:t>
+      </w:r>
+      <w:r>
+        <w:t xml:space="preserve">regardless of which template's own phase label produced it</w:t>
       </w:r>
     </w:p>
     <w:p>
@@ -9223,19 +9963,31 @@
         <w:t xml:space="preserve"> </w:t>
       </w:r>
       <w:r>
-        <w:t xml:space="preserve">phase, distinct from WBS tasks, each with a done/not-done state; the</w:t>
-      </w:r>
-      <w:r>
-        <w:t xml:space="preserve"> </w:t>
-      </w:r>
-      <w:r>
-        <w:t xml:space="preserve">completion percentage per phase feeds the CM input of a Phase Gate</w:t>
-      </w:r>
-      <w:r>
-        <w:t xml:space="preserve"> </w:t>
-      </w:r>
-      <w:r>
-        <w:t xml:space="preserve">decision below</w:t>
+        <w:t xml:space="preserve">phase, distinct from WBS tasks, each with a done/not-done state and</w:t>
+      </w:r>
+      <w:r>
+        <w:t xml:space="preserve"> </w:t>
+      </w:r>
+      <w:r>
+        <w:t xml:space="preserve">its own configurable weight; the phase completion percentage is the</w:t>
+      </w:r>
+      <w:r>
+        <w:t xml:space="preserve"> </w:t>
+      </w:r>
+      <w:r>
+        <w:t xml:space="preserve">weighted average across an item's weight, not a simple item count,</w:t>
+      </w:r>
+      <w:r>
+        <w:t xml:space="preserve"> </w:t>
+      </w:r>
+      <w:r>
+        <w:t xml:space="preserve">so a heavier item blocks the phase more than a light one — and</w:t>
+      </w:r>
+      <w:r>
+        <w:t xml:space="preserve"> </w:t>
+      </w:r>
+      <w:r>
+        <w:t xml:space="preserve">feeds the CM input of a Phase Gate decision below</w:t>
       </w:r>
     </w:p>
     <w:p>
@@ -9316,7 +10068,19 @@
         <w:t xml:space="preserve"> </w:t>
       </w:r>
       <w:r>
-        <w:t xml:space="preserve">carries exactly one Accountable role — the Project Manager</w:t>
+        <w:t xml:space="preserve">carries exactly one Accountable role, selected from the RACSI</w:t>
+      </w:r>
+      <w:r>
+        <w:t xml:space="preserve"> </w:t>
+      </w:r>
+      <w:r>
+        <w:t xml:space="preserve">role-code list (ES / CM / PM / FPO / ITL / SUP) at the time the</w:t>
+      </w:r>
+      <w:r>
+        <w:t xml:space="preserve"> </w:t>
+      </w:r>
+      <w:r>
+        <w:t xml:space="preserve">decision is recorded — it may differ from either input's author</w:t>
       </w:r>
     </w:p>
     <w:p>
@@ -9373,8 +10137,8 @@
         <w:t xml:space="preserve">PMO, Change Manager, Sponsor</w:t>
       </w:r>
     </w:p>
-    <w:bookmarkEnd w:id="51"/>
-    <w:bookmarkStart w:id="52" w:name="X6ca937fba9a796e7c58430e3f38b47007cfe75e"/>
+    <w:bookmarkEnd w:id="53"/>
+    <w:bookmarkStart w:id="54" w:name="X6ca937fba9a796e7c58430e3f38b47007cfe75e"/>
     <w:p>
       <w:pPr>
         <w:pStyle w:val="Heading3"/>
@@ -9554,7 +10318,31 @@
         <w:t xml:space="preserve"> </w:t>
       </w:r>
       <w:r>
-        <w:t xml:space="preserve">defined; transformation-type entries additionally show their</w:t>
+        <w:t xml:space="preserve">defined; the four core lifecycle chains additionally carry a</w:t>
+      </w:r>
+      <w:r>
+        <w:t xml:space="preserve"> </w:t>
+      </w:r>
+      <w:r>
+        <w:t xml:space="preserve">per-chain RACSI (Responsible / Accountable / Consulted / Sign-off /</w:t>
+      </w:r>
+      <w:r>
+        <w:t xml:space="preserve"> </w:t>
+      </w:r>
+      <w:r>
+        <w:t xml:space="preserve">Informed, using the same seven role codes — ES / CM / PM / FPO /</w:t>
+      </w:r>
+      <w:r>
+        <w:t xml:space="preserve"> </w:t>
+      </w:r>
+      <w:r>
+        <w:t xml:space="preserve">ITL / SUP / EU — as the Phase Gate Accountable role in Module 18);</w:t>
+      </w:r>
+      <w:r>
+        <w:t xml:space="preserve"> </w:t>
+      </w:r>
+      <w:r>
+        <w:t xml:space="preserve">transformation-type entries additionally show their</w:t>
       </w:r>
       <w:r>
         <w:t xml:space="preserve"> </w:t>
@@ -9703,9 +10491,697 @@
         <w:t xml:space="preserve">Admin (RACSI grid edits)</w:t>
       </w:r>
     </w:p>
-    <w:bookmarkEnd w:id="52"/>
-    <w:bookmarkEnd w:id="53"/>
-    <w:bookmarkStart w:id="54" w:name="framework-to-module-mapping-matrix"/>
+    <w:bookmarkEnd w:id="54"/>
+    <w:bookmarkStart w:id="55" w:name="X7d85bae68117064895faa75e7da9c24447f3b9b"/>
+    <w:p>
+      <w:pPr>
+        <w:pStyle w:val="Heading3"/>
+      </w:pPr>
+      <w:r>
+        <w:rPr>
+          <w:b/>
+          <w:color w:val="3F827B"/>
+        </w:rPr>
+        <w:t xml:space="preserve">Module 20 — Change Management Charter Registry</w:t>
+      </w:r>
+    </w:p>
+    <w:p>
+      <w:pPr>
+        <w:pStyle w:val="FirstParagraph"/>
+      </w:pPr>
+      <w:r>
+        <w:t xml:space="preserve">Eight signed, trackable behavioral standards — one per governed</w:t>
+      </w:r>
+      <w:r>
+        <w:t xml:space="preserve"> </w:t>
+      </w:r>
+      <w:r>
+        <w:t xml:space="preserve">sponsorship, engagement, communication, impact-assessment, coaching and</w:t>
+      </w:r>
+      <w:r>
+        <w:t xml:space="preserve"> </w:t>
+      </w:r>
+      <w:r>
+        <w:t xml:space="preserve">mentoring, and pulse/interview discipline in the platform — each</w:t>
+      </w:r>
+      <w:r>
+        <w:t xml:space="preserve"> </w:t>
+      </w:r>
+      <w:r>
+        <w:t xml:space="preserve">naming specific, observable actions rather than generic guidance, with</w:t>
+      </w:r>
+      <w:r>
+        <w:t xml:space="preserve"> </w:t>
+      </w:r>
+      <w:r>
+        <w:t xml:space="preserve">a concrete mapping to the macro processes/tasks that generate them and a</w:t>
+      </w:r>
+      <w:r>
+        <w:t xml:space="preserve"> </w:t>
+      </w:r>
+      <w:r>
+        <w:t xml:space="preserve">per-project compliance log, so charter governance is trackable, not just</w:t>
+      </w:r>
+      <w:r>
+        <w:t xml:space="preserve"> </w:t>
+      </w:r>
+      <w:r>
+        <w:t xml:space="preserve">aspirational.</w:t>
+      </w:r>
+    </w:p>
+    <w:p>
+      <w:pPr>
+        <w:pStyle w:val="BodyText"/>
+      </w:pPr>
+      <w:r>
+        <w:rPr>
+          <w:bCs/>
+          <w:b/>
+        </w:rPr>
+        <w:t xml:space="preserve">Key Features</w:t>
+      </w:r>
+    </w:p>
+    <w:p>
+      <w:pPr>
+        <w:numPr>
+          <w:ilvl w:val="0"/>
+          <w:numId w:val="1026"/>
+        </w:numPr>
+      </w:pPr>
+      <w:r>
+        <w:rPr>
+          <w:bCs/>
+          <w:b/>
+        </w:rPr>
+        <w:t xml:space="preserve">Charters tab:</w:t>
+      </w:r>
+      <w:r>
+        <w:t xml:space="preserve"> </w:t>
+      </w:r>
+      <w:r>
+        <w:t xml:space="preserve">all eight charters (Sponsorship/Leadership,</w:t>
+      </w:r>
+      <w:r>
+        <w:t xml:space="preserve"> </w:t>
+      </w:r>
+      <w:r>
+        <w:t xml:space="preserve">Participative Management, Communication, Organizational Impact,</w:t>
+      </w:r>
+      <w:r>
+        <w:t xml:space="preserve"> </w:t>
+      </w:r>
+      <w:r>
+        <w:t xml:space="preserve">Team Coaching, One-to-One Coaching, Mentoring, and Pulse/Interview),</w:t>
+      </w:r>
+      <w:r>
+        <w:t xml:space="preserve"> </w:t>
+      </w:r>
+      <w:r>
+        <w:t xml:space="preserve">each with its full What / Who / When / Where / Why / How, owner</w:t>
+      </w:r>
+      <w:r>
+        <w:t xml:space="preserve"> </w:t>
+      </w:r>
+      <w:r>
+        <w:t xml:space="preserve">role, RACSI, governing scope, version and review cadence</w:t>
+      </w:r>
+    </w:p>
+    <w:p>
+      <w:pPr>
+        <w:numPr>
+          <w:ilvl w:val="0"/>
+          <w:numId w:val="1026"/>
+        </w:numPr>
+      </w:pPr>
+      <w:r>
+        <w:rPr>
+          <w:bCs/>
+          <w:b/>
+        </w:rPr>
+        <w:t xml:space="preserve">Action Mapping &amp; Compliance tab:</w:t>
+      </w:r>
+      <w:r>
+        <w:t xml:space="preserve"> </w:t>
+      </w:r>
+      <w:r>
+        <w:t xml:space="preserve">every charter's concrete</w:t>
+      </w:r>
+      <w:r>
+        <w:t xml:space="preserve"> </w:t>
+      </w:r>
+      <w:r>
+        <w:t xml:space="preserve">action mapping — PDCA stage, sequence, linked macro</w:t>
+      </w:r>
+      <w:r>
+        <w:t xml:space="preserve"> </w:t>
+      </w:r>
+      <w:r>
+        <w:t xml:space="preserve">process/task/lifecycle phase, Responsible/Accountable role and</w:t>
+      </w:r>
+      <w:r>
+        <w:t xml:space="preserve"> </w:t>
+      </w:r>
+      <w:r>
+        <w:t xml:space="preserve">frequency — filterable by charter; for the scoped Change</w:t>
+      </w:r>
+      <w:r>
+        <w:t xml:space="preserve"> </w:t>
+      </w:r>
+      <w:r>
+        <w:t xml:space="preserve">Management Project, a Change Manager logs completion of each</w:t>
+      </w:r>
+      <w:r>
+        <w:t xml:space="preserve"> </w:t>
+      </w:r>
+      <w:r>
+        <w:t xml:space="preserve">action instance, building a real compliance log rather than only</w:t>
+      </w:r>
+      <w:r>
+        <w:t xml:space="preserve"> </w:t>
+      </w:r>
+      <w:r>
+        <w:t xml:space="preserve">static reference content</w:t>
+      </w:r>
+    </w:p>
+    <w:p>
+      <w:pPr>
+        <w:numPr>
+          <w:ilvl w:val="0"/>
+          <w:numId w:val="1026"/>
+        </w:numPr>
+      </w:pPr>
+      <w:r>
+        <w:rPr>
+          <w:bCs/>
+          <w:b/>
+        </w:rPr>
+        <w:t xml:space="preserve">Mentoring Progression tab:</w:t>
+      </w:r>
+      <w:r>
+        <w:t xml:space="preserve"> </w:t>
+      </w:r>
+      <w:r>
+        <w:t xml:space="preserve">the three-stage Trainee →</w:t>
+      </w:r>
+      <w:r>
+        <w:t xml:space="preserve"> </w:t>
+      </w:r>
+      <w:r>
+        <w:t xml:space="preserve">Observer → Autonomous competency model behind the Mentoring</w:t>
+      </w:r>
+      <w:r>
+        <w:t xml:space="preserve"> </w:t>
+      </w:r>
+      <w:r>
+        <w:t xml:space="preserve">Charter, with entry/exit criteria, typical duration, mentor</w:t>
+      </w:r>
+      <w:r>
+        <w:t xml:space="preserve"> </w:t>
+      </w:r>
+      <w:r>
+        <w:t xml:space="preserve">involvement, competency evidence, and a regression path that</w:t>
+      </w:r>
+      <w:r>
+        <w:t xml:space="preserve"> </w:t>
+      </w:r>
+      <w:r>
+        <w:t xml:space="preserve">returns a mentee one stage rather than restarting the full cycle</w:t>
+      </w:r>
+    </w:p>
+    <w:p>
+      <w:pPr>
+        <w:numPr>
+          <w:ilvl w:val="0"/>
+          <w:numId w:val="1026"/>
+        </w:numPr>
+      </w:pPr>
+      <w:r>
+        <w:t xml:space="preserve">Charter and action-mapping content is read-accessible to every</w:t>
+      </w:r>
+      <w:r>
+        <w:t xml:space="preserve"> </w:t>
+      </w:r>
+      <w:r>
+        <w:t xml:space="preserve">role; logging a compliance instance is gated the same way as other</w:t>
+      </w:r>
+      <w:r>
+        <w:t xml:space="preserve"> </w:t>
+      </w:r>
+      <w:r>
+        <w:t xml:space="preserve">project write actions (Section 3.2, Section 3.4)</w:t>
+      </w:r>
+    </w:p>
+    <w:p>
+      <w:pPr>
+        <w:pStyle w:val="FirstParagraph"/>
+      </w:pPr>
+      <w:r>
+        <w:rPr>
+          <w:bCs/>
+          <w:b/>
+        </w:rPr>
+        <w:t xml:space="preserve">Frameworks Integrated:</w:t>
+      </w:r>
+      <w:r>
+        <w:t xml:space="preserve"> </w:t>
+      </w:r>
+      <w:r>
+        <w:t xml:space="preserve">Prosci Sponsor Model and Kotter Step 2 (CHTR-01);</w:t>
+      </w:r>
+      <w:r>
+        <w:t xml:space="preserve"> </w:t>
+      </w:r>
+      <w:r>
+        <w:t xml:space="preserve">Kotter Step 5 (CHTR-02); Kotter Step 4 (CHTR-03); Prosci Impact &amp;</w:t>
+      </w:r>
+      <w:r>
+        <w:t xml:space="preserve"> </w:t>
+      </w:r>
+      <w:r>
+        <w:t xml:space="preserve">Stakeholder Analysis (CHTR-04); the Framework Interaction Map's</w:t>
+      </w:r>
+      <w:r>
+        <w:t xml:space="preserve"> </w:t>
+      </w:r>
+      <w:r>
+        <w:t xml:space="preserve">Exception E2 recovery workflow (CHTR-06); Module 10's trained-versus-capable</w:t>
+      </w:r>
+      <w:r>
+        <w:t xml:space="preserve"> </w:t>
+      </w:r>
+      <w:r>
+        <w:t xml:space="preserve">distinction (CHTR-07, Mentoring Progression)</w:t>
+      </w:r>
+    </w:p>
+    <w:p>
+      <w:pPr>
+        <w:pStyle w:val="BodyText"/>
+      </w:pPr>
+      <w:r>
+        <w:rPr>
+          <w:bCs/>
+          <w:b/>
+        </w:rPr>
+        <w:t xml:space="preserve">Primary Users:</w:t>
+      </w:r>
+      <w:r>
+        <w:t xml:space="preserve"> </w:t>
+      </w:r>
+      <w:r>
+        <w:t xml:space="preserve">Change Manager, Training Lead, People Manager</w:t>
+      </w:r>
+      <w:r>
+        <w:t xml:space="preserve"> </w:t>
+      </w:r>
+      <w:r>
+        <w:t xml:space="preserve">(compliance logging within scope); all roles (read)</w:t>
+      </w:r>
+    </w:p>
+    <w:bookmarkEnd w:id="55"/>
+    <w:bookmarkStart w:id="56" w:name="X404cec68a83510001bb596048796ba6a1a6dc38"/>
+    <w:p>
+      <w:pPr>
+        <w:pStyle w:val="Heading3"/>
+      </w:pPr>
+      <w:r>
+        <w:rPr>
+          <w:b/>
+          <w:color w:val="3F827B"/>
+        </w:rPr>
+        <w:t xml:space="preserve">Module 21 — Stakeholder Journeys, Touchpoints &amp; Analytics</w:t>
+      </w:r>
+    </w:p>
+    <w:p>
+      <w:pPr>
+        <w:pStyle w:val="FirstParagraph"/>
+      </w:pPr>
+      <w:r>
+        <w:t xml:space="preserve">The experience-layer companion to the score-centric dashboards elsewhere</w:t>
+      </w:r>
+      <w:r>
+        <w:t xml:space="preserve"> </w:t>
+      </w:r>
+      <w:r>
+        <w:t xml:space="preserve">in journi (Module 15): eight persona/exception/system journeys broken</w:t>
+      </w:r>
+      <w:r>
+        <w:t xml:space="preserve"> </w:t>
+      </w:r>
+      <w:r>
+        <w:t xml:space="preserve">into concrete touchpoints with auditable success criteria and evidence,</w:t>
+      </w:r>
+      <w:r>
+        <w:t xml:space="preserve"> </w:t>
+      </w:r>
+      <w:r>
+        <w:t xml:space="preserve">five journey-analytics dashboards, and a project-context overlay</w:t>
+      </w:r>
+      <w:r>
+        <w:t xml:space="preserve"> </w:t>
+      </w:r>
+      <w:r>
+        <w:t xml:space="preserve">distinguishing each case from the generic journey template.</w:t>
+      </w:r>
+    </w:p>
+    <w:p>
+      <w:pPr>
+        <w:pStyle w:val="BodyText"/>
+      </w:pPr>
+      <w:r>
+        <w:rPr>
+          <w:bCs/>
+          <w:b/>
+        </w:rPr>
+        <w:t xml:space="preserve">Key Features</w:t>
+      </w:r>
+    </w:p>
+    <w:p>
+      <w:pPr>
+        <w:numPr>
+          <w:ilvl w:val="0"/>
+          <w:numId w:val="1027"/>
+        </w:numPr>
+      </w:pPr>
+      <w:r>
+        <w:rPr>
+          <w:bCs/>
+          <w:b/>
+        </w:rPr>
+        <w:t xml:space="preserve">Journeys tab:</w:t>
+      </w:r>
+      <w:r>
+        <w:t xml:space="preserve"> </w:t>
+      </w:r>
+      <w:r>
+        <w:t xml:space="preserve">all eight registered journeys — End User</w:t>
+      </w:r>
+      <w:r>
+        <w:t xml:space="preserve"> </w:t>
+      </w:r>
+      <w:r>
+        <w:t xml:space="preserve">Adoption, Executive Sponsor, Frontline Supervisor/People Manager,</w:t>
+      </w:r>
+      <w:r>
+        <w:t xml:space="preserve"> </w:t>
+      </w:r>
+      <w:r>
+        <w:t xml:space="preserve">Champion, Mentee (a specialization of End User Adoption for</w:t>
+      </w:r>
+      <w:r>
+        <w:t xml:space="preserve"> </w:t>
+      </w:r>
+      <w:r>
+        <w:t xml:space="preserve">mentored roles), Divergence Case (an exception journey realizing the</w:t>
+      </w:r>
+      <w:r>
+        <w:t xml:space="preserve"> </w:t>
+      </w:r>
+      <w:r>
+        <w:t xml:space="preserve">Exception E2 recovery path), QMS Certification (a specialization of</w:t>
+      </w:r>
+      <w:r>
+        <w:t xml:space="preserve"> </w:t>
+      </w:r>
+      <w:r>
+        <w:t xml:space="preserve">End User Adoption for QMS-type projects), and the AI Suggestion</w:t>
+      </w:r>
+      <w:r>
+        <w:t xml:space="preserve"> </w:t>
+      </w:r>
+      <w:r>
+        <w:t xml:space="preserve">Lifecycle (a system journey, not persona-based) — each with its</w:t>
+      </w:r>
+      <w:r>
+        <w:t xml:space="preserve"> </w:t>
+      </w:r>
+      <w:r>
+        <w:t xml:space="preserve">trigger, target audience, typical duration and linked modules</w:t>
+      </w:r>
+    </w:p>
+    <w:p>
+      <w:pPr>
+        <w:numPr>
+          <w:ilvl w:val="0"/>
+          <w:numId w:val="1027"/>
+        </w:numPr>
+      </w:pPr>
+      <w:r>
+        <w:rPr>
+          <w:bCs/>
+          <w:b/>
+        </w:rPr>
+        <w:t xml:space="preserve">Touchpoints &amp; Completion tab:</w:t>
+      </w:r>
+      <w:r>
+        <w:t xml:space="preserve"> </w:t>
+      </w:r>
+      <w:r>
+        <w:t xml:space="preserve">twenty-four concrete touchpoints</w:t>
+      </w:r>
+      <w:r>
+        <w:t xml:space="preserve"> </w:t>
+      </w:r>
+      <w:r>
+        <w:t xml:space="preserve">across the five most fully detailed journeys, each with its PDCA</w:t>
+      </w:r>
+      <w:r>
+        <w:t xml:space="preserve"> </w:t>
+      </w:r>
+      <w:r>
+        <w:t xml:space="preserve">sub-phase, target day offset from trigger, owner role, and a</w:t>
+      </w:r>
+      <w:r>
+        <w:t xml:space="preserve"> </w:t>
+      </w:r>
+      <w:r>
+        <w:t xml:space="preserve">concrete, auditable success criterion and evidence requirement;</w:t>
+      </w:r>
+      <w:r>
+        <w:t xml:space="preserve"> </w:t>
+      </w:r>
+      <w:r>
+        <w:t xml:space="preserve">filterable by journey. For the scoped Change Management Project, a</w:t>
+      </w:r>
+      <w:r>
+        <w:t xml:space="preserve"> </w:t>
+      </w:r>
+      <w:r>
+        <w:t xml:space="preserve">Change Manager logs which touchpoints an employee or cohort actually</w:t>
+      </w:r>
+      <w:r>
+        <w:t xml:space="preserve"> </w:t>
+      </w:r>
+      <w:r>
+        <w:t xml:space="preserve">reached, giving a real completion record rather than a narrative</w:t>
+      </w:r>
+      <w:r>
+        <w:t xml:space="preserve"> </w:t>
+      </w:r>
+      <w:r>
+        <w:t xml:space="preserve">description</w:t>
+      </w:r>
+    </w:p>
+    <w:p>
+      <w:pPr>
+        <w:numPr>
+          <w:ilvl w:val="0"/>
+          <w:numId w:val="1027"/>
+        </w:numPr>
+      </w:pPr>
+      <w:r>
+        <w:rPr>
+          <w:bCs/>
+          <w:b/>
+        </w:rPr>
+        <w:t xml:space="preserve">Analytics Dashboards tab:</w:t>
+      </w:r>
+      <w:r>
+        <w:t xml:space="preserve"> </w:t>
+      </w:r>
+      <w:r>
+        <w:t xml:space="preserve">five journey-analytics dashboards,</w:t>
+      </w:r>
+      <w:r>
+        <w:t xml:space="preserve"> </w:t>
+      </w:r>
+      <w:r>
+        <w:t xml:space="preserve">each an experience-layer companion extending an existing score-layer</w:t>
+      </w:r>
+      <w:r>
+        <w:t xml:space="preserve"> </w:t>
+      </w:r>
+      <w:r>
+        <w:t xml:space="preserve">report elsewhere in the platform rather than duplicating it. The End</w:t>
+      </w:r>
+      <w:r>
+        <w:t xml:space="preserve"> </w:t>
+      </w:r>
+      <w:r>
+        <w:t xml:space="preserve">User Journey Completion and Sponsor &amp; Charter Compliance dashboards</w:t>
+      </w:r>
+      <w:r>
+        <w:t xml:space="preserve"> </w:t>
+      </w:r>
+      <w:r>
+        <w:t xml:space="preserve">compute a live percentage from the scoped project's own touchpoint</w:t>
+      </w:r>
+      <w:r>
+        <w:t xml:space="preserve"> </w:t>
+      </w:r>
+      <w:r>
+        <w:t xml:space="preserve">and charter-action logs (Module 20); the Mentoring Progression,</w:t>
+      </w:r>
+      <w:r>
+        <w:t xml:space="preserve"> </w:t>
+      </w:r>
+      <w:r>
+        <w:t xml:space="preserve">Divergence Case Resolution, and Executive Roll-Up dashboards are</w:t>
+      </w:r>
+      <w:r>
+        <w:t xml:space="preserve"> </w:t>
+      </w:r>
+      <w:r>
+        <w:t xml:space="preserve">shown as reference cards, since this reference build does not model</w:t>
+      </w:r>
+      <w:r>
+        <w:t xml:space="preserve"> </w:t>
+      </w:r>
+      <w:r>
+        <w:t xml:space="preserve">per-mentee or per-case granularity separately from the underlying</w:t>
+      </w:r>
+      <w:r>
+        <w:t xml:space="preserve"> </w:t>
+      </w:r>
+      <w:r>
+        <w:t xml:space="preserve">Module 20/Module 14 logs a BI-connected deployment would aggregate</w:t>
+      </w:r>
+    </w:p>
+    <w:p>
+      <w:pPr>
+        <w:numPr>
+          <w:ilvl w:val="0"/>
+          <w:numId w:val="1027"/>
+        </w:numPr>
+      </w:pPr>
+      <w:r>
+        <w:rPr>
+          <w:bCs/>
+          <w:b/>
+        </w:rPr>
+        <w:t xml:space="preserve">Project Context Overlay tab:</w:t>
+      </w:r>
+      <w:r>
+        <w:t xml:space="preserve"> </w:t>
+      </w:r>
+      <w:r>
+        <w:t xml:space="preserve">what makes each of the source</w:t>
+      </w:r>
+      <w:r>
+        <w:t xml:space="preserve"> </w:t>
+      </w:r>
+      <w:r>
+        <w:t xml:space="preserve">framework's illustrative seed projects distinct from the generic</w:t>
+      </w:r>
+      <w:r>
+        <w:t xml:space="preserve"> </w:t>
+      </w:r>
+      <w:r>
+        <w:t xml:space="preserve">journey template — the specific tension, constraint, or exception</w:t>
+      </w:r>
+      <w:r>
+        <w:t xml:space="preserve"> </w:t>
+      </w:r>
+      <w:r>
+        <w:t xml:space="preserve">pattern most likely to fire — shown as the source framework's own</w:t>
+      </w:r>
+      <w:r>
+        <w:t xml:space="preserve"> </w:t>
+      </w:r>
+      <w:r>
+        <w:t xml:space="preserve">worked reference set rather than mapped onto journi's own seeded</w:t>
+      </w:r>
+      <w:r>
+        <w:t xml:space="preserve"> </w:t>
+      </w:r>
+      <w:r>
+        <w:t xml:space="preserve">demo projects, the same posture Module 19's Cross-Type Comparison</w:t>
+      </w:r>
+      <w:r>
+        <w:t xml:space="preserve"> </w:t>
+      </w:r>
+      <w:r>
+        <w:t xml:space="preserve">Matrix takes with its seed-project examples</w:t>
+      </w:r>
+    </w:p>
+    <w:p>
+      <w:pPr>
+        <w:pStyle w:val="FirstParagraph"/>
+      </w:pPr>
+      <w:r>
+        <w:rPr>
+          <w:bCs/>
+          <w:b/>
+        </w:rPr>
+        <w:t xml:space="preserve">Frameworks Integrated:</w:t>
+      </w:r>
+      <w:r>
+        <w:t xml:space="preserve"> </w:t>
+      </w:r>
+      <w:r>
+        <w:t xml:space="preserve">Cross-cutting — realizes Module 16's</w:t>
+      </w:r>
+      <w:r>
+        <w:t xml:space="preserve"> </w:t>
+      </w:r>
+      <w:r>
+        <w:t xml:space="preserve">Journey Map at the persona-definition and touchpoint level of detail;</w:t>
+      </w:r>
+      <w:r>
+        <w:t xml:space="preserve"> </w:t>
+      </w:r>
+      <w:r>
+        <w:t xml:space="preserve">the Divergence Case journey operationalizes the Framework Interaction</w:t>
+      </w:r>
+      <w:r>
+        <w:t xml:space="preserve"> </w:t>
+      </w:r>
+      <w:r>
+        <w:t xml:space="preserve">Map's Exception E2 recovery path; the Mentee journey operationalizes</w:t>
+      </w:r>
+      <w:r>
+        <w:t xml:space="preserve"> </w:t>
+      </w:r>
+      <w:r>
+        <w:t xml:space="preserve">Module 20's Mentoring Progression model</w:t>
+      </w:r>
+    </w:p>
+    <w:p>
+      <w:pPr>
+        <w:pStyle w:val="BodyText"/>
+      </w:pPr>
+      <w:r>
+        <w:rPr>
+          <w:bCs/>
+          <w:b/>
+        </w:rPr>
+        <w:t xml:space="preserve">Primary Users:</w:t>
+      </w:r>
+      <w:r>
+        <w:t xml:space="preserve"> </w:t>
+      </w:r>
+      <w:r>
+        <w:t xml:space="preserve">Change Manager, Training Lead (touchpoint logging</w:t>
+      </w:r>
+      <w:r>
+        <w:t xml:space="preserve"> </w:t>
+      </w:r>
+      <w:r>
+        <w:t xml:space="preserve">within scope); all roles (read)</w:t>
+      </w:r>
+    </w:p>
+    <w:bookmarkEnd w:id="56"/>
+    <w:bookmarkEnd w:id="57"/>
+    <w:bookmarkStart w:id="58" w:name="framework-to-module-mapping-matrix"/>
     <w:p>
       <w:pPr>
         <w:pStyle w:val="Heading1"/>
@@ -10240,11 +11716,41 @@
         <w:t xml:space="preserve"> </w:t>
       </w:r>
       <w:r>
-        <w:t xml:space="preserve">M6.</w:t>
-      </w:r>
-    </w:p>
-    <w:bookmarkEnd w:id="54"/>
-    <w:bookmarkStart w:id="73" w:name="seed-dataset-fourteen-illustrative-cases"/>
+        <w:t xml:space="preserve">M6. Modules 20 (Charter Registry) and 21 (Journeys, Touchpoints &amp;</w:t>
+      </w:r>
+      <w:r>
+        <w:t xml:space="preserve"> </w:t>
+      </w:r>
+      <w:r>
+        <w:t xml:space="preserve">Analytics) are cross-cutting in the same sense — rather than</w:t>
+      </w:r>
+      <w:r>
+        <w:t xml:space="preserve"> </w:t>
+      </w:r>
+      <w:r>
+        <w:t xml:space="preserve">introducing frameworks of their own, they operationalize the Prosci and</w:t>
+      </w:r>
+      <w:r>
+        <w:t xml:space="preserve"> </w:t>
+      </w:r>
+      <w:r>
+        <w:t xml:space="preserve">Kotter rows above as signed, trackable behavioral standards (M20) and</w:t>
+      </w:r>
+      <w:r>
+        <w:t xml:space="preserve"> </w:t>
+      </w:r>
+      <w:r>
+        <w:t xml:space="preserve">give the Bridges/Kübler-Ross journey M16 already visualizes a</w:t>
+      </w:r>
+      <w:r>
+        <w:t xml:space="preserve"> </w:t>
+      </w:r>
+      <w:r>
+        <w:t xml:space="preserve">touchpoint-level completion record (M21).</w:t>
+      </w:r>
+    </w:p>
+    <w:bookmarkEnd w:id="58"/>
+    <w:bookmarkStart w:id="77" w:name="seed-dataset-fourteen-illustrative-cases"/>
     <w:p>
       <w:pPr>
         <w:pStyle w:val="Heading1"/>
@@ -10385,7 +11891,7 @@
         <w:t xml:space="preserve">fictional composites created for seeding purposes.</w:t>
       </w:r>
     </w:p>
-    <w:bookmarkStart w:id="58" w:name="sector-manufacturing"/>
+    <w:bookmarkStart w:id="62" w:name="sector-manufacturing"/>
     <w:p>
       <w:pPr>
         <w:pStyle w:val="Heading2"/>
@@ -10448,7 +11954,7 @@
         <w:t xml:space="preserve">Cluster".</w:t>
       </w:r>
     </w:p>
-    <w:bookmarkStart w:id="55" w:name="X349a3193e6a587c10bbe2e02437ca335816adb5"/>
+    <w:bookmarkStart w:id="59" w:name="X349a3193e6a587c10bbe2e02437ca335816adb5"/>
     <w:p>
       <w:pPr>
         <w:pStyle w:val="Heading3"/>
@@ -11355,7 +12861,7 @@
       <w:pPr>
         <w:numPr>
           <w:ilvl w:val="0"/>
-          <w:numId w:val="1026"/>
+          <w:numId w:val="1028"/>
         </w:numPr>
       </w:pPr>
       <w:r>
@@ -11372,7 +12878,7 @@
       <w:pPr>
         <w:numPr>
           <w:ilvl w:val="0"/>
-          <w:numId w:val="1026"/>
+          <w:numId w:val="1028"/>
         </w:numPr>
       </w:pPr>
       <w:r>
@@ -11389,7 +12895,7 @@
       <w:pPr>
         <w:numPr>
           <w:ilvl w:val="0"/>
-          <w:numId w:val="1026"/>
+          <w:numId w:val="1028"/>
         </w:numPr>
       </w:pPr>
       <w:r>
@@ -11402,8 +12908,8 @@
         <w:t xml:space="preserve">legacy-system maturity</w:t>
       </w:r>
     </w:p>
-    <w:bookmarkEnd w:id="55"/>
-    <w:bookmarkStart w:id="56" w:name="X0918945b0f3bf32bf38a39a7d05ad91c808d64d"/>
+    <w:bookmarkEnd w:id="59"/>
+    <w:bookmarkStart w:id="60" w:name="X0918945b0f3bf32bf38a39a7d05ad91c808d64d"/>
     <w:p>
       <w:pPr>
         <w:pStyle w:val="Heading3"/>
@@ -12286,7 +13792,7 @@
       <w:pPr>
         <w:numPr>
           <w:ilvl w:val="0"/>
-          <w:numId w:val="1027"/>
+          <w:numId w:val="1029"/>
         </w:numPr>
       </w:pPr>
       <w:r>
@@ -12303,7 +13809,7 @@
       <w:pPr>
         <w:numPr>
           <w:ilvl w:val="0"/>
-          <w:numId w:val="1027"/>
+          <w:numId w:val="1029"/>
         </w:numPr>
       </w:pPr>
       <w:r>
@@ -12314,15 +13820,15 @@
       <w:pPr>
         <w:numPr>
           <w:ilvl w:val="0"/>
-          <w:numId w:val="1027"/>
+          <w:numId w:val="1029"/>
         </w:numPr>
       </w:pPr>
       <w:r>
         <w:t xml:space="preserve">Overlap with ERP program population risks message fatigue</w:t>
       </w:r>
     </w:p>
-    <w:bookmarkEnd w:id="56"/>
-    <w:bookmarkStart w:id="57" w:name="Xc32d3411d30e5fdfcb339e2243bca1d24ad428e"/>
+    <w:bookmarkEnd w:id="60"/>
+    <w:bookmarkStart w:id="61" w:name="Xc32d3411d30e5fdfcb339e2243bca1d24ad428e"/>
     <w:p>
       <w:pPr>
         <w:pStyle w:val="Heading3"/>
@@ -13223,7 +14729,7 @@
       <w:pPr>
         <w:numPr>
           <w:ilvl w:val="0"/>
-          <w:numId w:val="1028"/>
+          <w:numId w:val="1030"/>
         </w:numPr>
       </w:pPr>
       <w:r>
@@ -13240,7 +14746,7 @@
       <w:pPr>
         <w:numPr>
           <w:ilvl w:val="0"/>
-          <w:numId w:val="1028"/>
+          <w:numId w:val="1030"/>
         </w:numPr>
       </w:pPr>
       <w:r>
@@ -13251,7 +14757,7 @@
       <w:pPr>
         <w:numPr>
           <w:ilvl w:val="0"/>
-          <w:numId w:val="1028"/>
+          <w:numId w:val="1030"/>
         </w:numPr>
       </w:pPr>
       <w:r>
@@ -13264,9 +14770,9 @@
         <w:t xml:space="preserve">rollout</w:t>
       </w:r>
     </w:p>
-    <w:bookmarkEnd w:id="57"/>
-    <w:bookmarkEnd w:id="58"/>
-    <w:bookmarkStart w:id="62" w:name="sector-logistics-and-transportation"/>
+    <w:bookmarkEnd w:id="61"/>
+    <w:bookmarkEnd w:id="62"/>
+    <w:bookmarkStart w:id="66" w:name="sector-logistics-and-transportation"/>
     <w:p>
       <w:pPr>
         <w:pStyle w:val="Heading2"/>
@@ -13317,7 +14823,7 @@
         <w:t xml:space="preserve">Logistics Hub" (standalone, no Group).</w:t>
       </w:r>
     </w:p>
-    <w:bookmarkStart w:id="59" w:name="Xf9a169e01804b2af84e59813d596dfaab3d94ac"/>
+    <w:bookmarkStart w:id="63" w:name="Xf9a169e01804b2af84e59813d596dfaab3d94ac"/>
     <w:p>
       <w:pPr>
         <w:pStyle w:val="Heading3"/>
@@ -14206,7 +15712,7 @@
       <w:pPr>
         <w:numPr>
           <w:ilvl w:val="0"/>
-          <w:numId w:val="1029"/>
+          <w:numId w:val="1031"/>
         </w:numPr>
       </w:pPr>
       <w:r>
@@ -14223,7 +15729,7 @@
       <w:pPr>
         <w:numPr>
           <w:ilvl w:val="0"/>
-          <w:numId w:val="1029"/>
+          <w:numId w:val="1031"/>
         </w:numPr>
       </w:pPr>
       <w:r>
@@ -14234,7 +15740,7 @@
       <w:pPr>
         <w:numPr>
           <w:ilvl w:val="0"/>
-          <w:numId w:val="1029"/>
+          <w:numId w:val="1031"/>
         </w:numPr>
       </w:pPr>
       <w:r>
@@ -14247,8 +15753,8 @@
         <w:t xml:space="preserve">delivery</w:t>
       </w:r>
     </w:p>
-    <w:bookmarkEnd w:id="59"/>
-    <w:bookmarkStart w:id="60" w:name="X968b8e84c550c4154a6ad477794902ae21df98e"/>
+    <w:bookmarkEnd w:id="63"/>
+    <w:bookmarkStart w:id="64" w:name="X968b8e84c550c4154a6ad477794902ae21df98e"/>
     <w:p>
       <w:pPr>
         <w:pStyle w:val="Heading3"/>
@@ -15137,7 +16643,7 @@
       <w:pPr>
         <w:numPr>
           <w:ilvl w:val="0"/>
-          <w:numId w:val="1030"/>
+          <w:numId w:val="1032"/>
         </w:numPr>
       </w:pPr>
       <w:r>
@@ -15154,7 +16660,7 @@
       <w:pPr>
         <w:numPr>
           <w:ilvl w:val="0"/>
-          <w:numId w:val="1030"/>
+          <w:numId w:val="1032"/>
         </w:numPr>
       </w:pPr>
       <w:r>
@@ -15165,15 +16671,15 @@
       <w:pPr>
         <w:numPr>
           <w:ilvl w:val="0"/>
-          <w:numId w:val="1030"/>
+          <w:numId w:val="1032"/>
         </w:numPr>
       </w:pPr>
       <w:r>
         <w:t xml:space="preserve">Shift-based operations complicate synchronized training delivery</w:t>
       </w:r>
     </w:p>
-    <w:bookmarkEnd w:id="60"/>
-    <w:bookmarkStart w:id="61" w:name="X9d41a62365574226f8cab2eef6e15a8dc6587a0"/>
+    <w:bookmarkEnd w:id="64"/>
+    <w:bookmarkStart w:id="65" w:name="X9d41a62365574226f8cab2eef6e15a8dc6587a0"/>
     <w:p>
       <w:pPr>
         <w:pStyle w:val="Heading3"/>
@@ -16086,7 +17592,7 @@
       <w:pPr>
         <w:numPr>
           <w:ilvl w:val="0"/>
-          <w:numId w:val="1031"/>
+          <w:numId w:val="1033"/>
         </w:numPr>
       </w:pPr>
       <w:r>
@@ -16103,7 +17609,7 @@
       <w:pPr>
         <w:numPr>
           <w:ilvl w:val="0"/>
-          <w:numId w:val="1031"/>
+          <w:numId w:val="1033"/>
         </w:numPr>
       </w:pPr>
       <w:r>
@@ -16120,16 +17626,16 @@
       <w:pPr>
         <w:numPr>
           <w:ilvl w:val="0"/>
-          <w:numId w:val="1031"/>
+          <w:numId w:val="1033"/>
         </w:numPr>
       </w:pPr>
       <w:r>
         <w:t xml:space="preserve">Driver perception risk: safety reporting misread as surveillance</w:t>
       </w:r>
     </w:p>
-    <w:bookmarkEnd w:id="61"/>
-    <w:bookmarkEnd w:id="62"/>
-    <w:bookmarkStart w:id="66" w:name="sector-health"/>
+    <w:bookmarkEnd w:id="65"/>
+    <w:bookmarkEnd w:id="66"/>
+    <w:bookmarkStart w:id="70" w:name="sector-health"/>
     <w:p>
       <w:pPr>
         <w:pStyle w:val="Heading2"/>
@@ -16180,7 +17686,7 @@
         <w:t xml:space="preserve">Network" (standalone, no Group).</w:t>
       </w:r>
     </w:p>
-    <w:bookmarkStart w:id="63" w:name="X2b8a8c84f697dbab8e8c970574836aa55a3151b"/>
+    <w:bookmarkStart w:id="67" w:name="X2b8a8c84f697dbab8e8c970574836aa55a3151b"/>
     <w:p>
       <w:pPr>
         <w:pStyle w:val="Heading3"/>
@@ -17069,7 +18575,7 @@
       <w:pPr>
         <w:numPr>
           <w:ilvl w:val="0"/>
-          <w:numId w:val="1032"/>
+          <w:numId w:val="1034"/>
         </w:numPr>
       </w:pPr>
       <w:r>
@@ -17086,7 +18592,7 @@
       <w:pPr>
         <w:numPr>
           <w:ilvl w:val="0"/>
-          <w:numId w:val="1032"/>
+          <w:numId w:val="1034"/>
         </w:numPr>
       </w:pPr>
       <w:r>
@@ -17103,7 +18609,7 @@
       <w:pPr>
         <w:numPr>
           <w:ilvl w:val="0"/>
-          <w:numId w:val="1032"/>
+          <w:numId w:val="1034"/>
         </w:numPr>
       </w:pPr>
       <w:r>
@@ -17116,8 +18622,8 @@
         <w:t xml:space="preserve">System</w:t>
       </w:r>
     </w:p>
-    <w:bookmarkEnd w:id="63"/>
-    <w:bookmarkStart w:id="64" w:name="X504e22aa3d0adbb3e219cbec9b45b2b4569eb3e"/>
+    <w:bookmarkEnd w:id="67"/>
+    <w:bookmarkStart w:id="68" w:name="X504e22aa3d0adbb3e219cbec9b45b2b4569eb3e"/>
     <w:p>
       <w:pPr>
         <w:pStyle w:val="Heading3"/>
@@ -18018,7 +19524,7 @@
       <w:pPr>
         <w:numPr>
           <w:ilvl w:val="0"/>
-          <w:numId w:val="1033"/>
+          <w:numId w:val="1035"/>
         </w:numPr>
       </w:pPr>
       <w:r>
@@ -18035,7 +19541,7 @@
       <w:pPr>
         <w:numPr>
           <w:ilvl w:val="0"/>
-          <w:numId w:val="1033"/>
+          <w:numId w:val="1035"/>
         </w:numPr>
       </w:pPr>
       <w:r>
@@ -18052,15 +19558,15 @@
       <w:pPr>
         <w:numPr>
           <w:ilvl w:val="0"/>
-          <w:numId w:val="1033"/>
+          <w:numId w:val="1035"/>
         </w:numPr>
       </w:pPr>
       <w:r>
         <w:t xml:space="preserve">Front-desk staffing is lean, leaving little slack for training time</w:t>
       </w:r>
     </w:p>
-    <w:bookmarkEnd w:id="64"/>
-    <w:bookmarkStart w:id="65" w:name="X6e98feffecb550a49288017f5dbe28a3203aa63"/>
+    <w:bookmarkEnd w:id="68"/>
+    <w:bookmarkStart w:id="69" w:name="X6e98feffecb550a49288017f5dbe28a3203aa63"/>
     <w:p>
       <w:pPr>
         <w:pStyle w:val="Heading3"/>
@@ -18955,7 +20461,7 @@
       <w:pPr>
         <w:numPr>
           <w:ilvl w:val="0"/>
-          <w:numId w:val="1034"/>
+          <w:numId w:val="1036"/>
         </w:numPr>
       </w:pPr>
       <w:r>
@@ -18972,7 +20478,7 @@
       <w:pPr>
         <w:numPr>
           <w:ilvl w:val="0"/>
-          <w:numId w:val="1034"/>
+          <w:numId w:val="1036"/>
         </w:numPr>
       </w:pPr>
       <w:r>
@@ -18983,7 +20489,7 @@
       <w:pPr>
         <w:numPr>
           <w:ilvl w:val="0"/>
-          <w:numId w:val="1034"/>
+          <w:numId w:val="1036"/>
         </w:numPr>
       </w:pPr>
       <w:r>
@@ -18996,9 +20502,9 @@
         <w:t xml:space="preserve">genuinely improve</w:t>
       </w:r>
     </w:p>
-    <w:bookmarkEnd w:id="65"/>
-    <w:bookmarkEnd w:id="66"/>
-    <w:bookmarkStart w:id="72" w:name="cr1-transformation-type-expansion-cases"/>
+    <w:bookmarkEnd w:id="69"/>
+    <w:bookmarkEnd w:id="70"/>
+    <w:bookmarkStart w:id="76" w:name="cr1-transformation-type-expansion-cases"/>
     <w:p>
       <w:pPr>
         <w:pStyle w:val="Heading2"/>
@@ -19019,7 +20525,7 @@
         <w:t xml:space="preserve">Five cases added to give each of the remaining five CR1 transformation types — Cultural / Values Transformation, Business Process Reengineering, Operating Model Redesign, Compliance-Driven Change, and Training &amp; Skills Development — a real, working example alongside the nine original cases in Sections 6.1–6.3. Each follows the same Main Project + linked Change Management Project structure.</w:t>
       </w:r>
     </w:p>
-    <w:bookmarkStart w:id="67" w:name="X2ab7581393ca89bf031f9f143bd745cc3c84343"/>
+    <w:bookmarkStart w:id="71" w:name="X2ab7581393ca89bf031f9f143bd745cc3c84343"/>
     <w:p>
       <w:pPr>
         <w:pStyle w:val="Heading3"/>
@@ -19986,7 +21492,7 @@
       <w:pPr>
         <w:numPr>
           <w:ilvl w:val="0"/>
-          <w:numId w:val="1035"/>
+          <w:numId w:val="1037"/>
         </w:numPr>
       </w:pPr>
       <w:r>
@@ -20003,7 +21509,7 @@
       <w:pPr>
         <w:numPr>
           <w:ilvl w:val="0"/>
-          <w:numId w:val="1035"/>
+          <w:numId w:val="1037"/>
         </w:numPr>
       </w:pPr>
       <w:r>
@@ -20020,7 +21526,7 @@
       <w:pPr>
         <w:numPr>
           <w:ilvl w:val="0"/>
-          <w:numId w:val="1035"/>
+          <w:numId w:val="1037"/>
         </w:numPr>
       </w:pPr>
       <w:r>
@@ -20033,8 +21539,8 @@
         <w:t xml:space="preserve">competes with production pressure</w:t>
       </w:r>
     </w:p>
-    <w:bookmarkEnd w:id="67"/>
-    <w:bookmarkStart w:id="68" w:name="Xab4c76b3c28099111ee96605ff4908f72b58518"/>
+    <w:bookmarkEnd w:id="71"/>
+    <w:bookmarkStart w:id="72" w:name="Xab4c76b3c28099111ee96605ff4908f72b58518"/>
     <w:p>
       <w:pPr>
         <w:pStyle w:val="Heading3"/>
@@ -20983,7 +22489,7 @@
       <w:pPr>
         <w:numPr>
           <w:ilvl w:val="0"/>
-          <w:numId w:val="1036"/>
+          <w:numId w:val="1038"/>
         </w:numPr>
       </w:pPr>
       <w:r>
@@ -21000,7 +22506,7 @@
       <w:pPr>
         <w:numPr>
           <w:ilvl w:val="0"/>
-          <w:numId w:val="1036"/>
+          <w:numId w:val="1038"/>
         </w:numPr>
       </w:pPr>
       <w:r>
@@ -21013,8 +22519,8 @@
         <w:t xml:space="preserve">downstream consumer of the new flow</w:t>
       </w:r>
     </w:p>
-    <w:bookmarkEnd w:id="68"/>
-    <w:bookmarkStart w:id="69" w:name="Xdda8e08cacdcdcb19e92c5688f232e35fa25275"/>
+    <w:bookmarkEnd w:id="72"/>
+    <w:bookmarkStart w:id="73" w:name="Xdda8e08cacdcdcb19e92c5688f232e35fa25275"/>
     <w:p>
       <w:pPr>
         <w:pStyle w:val="Heading3"/>
@@ -21969,7 +23475,7 @@
       <w:pPr>
         <w:numPr>
           <w:ilvl w:val="0"/>
-          <w:numId w:val="1037"/>
+          <w:numId w:val="1039"/>
         </w:numPr>
       </w:pPr>
       <w:r>
@@ -21986,7 +23492,7 @@
       <w:pPr>
         <w:numPr>
           <w:ilvl w:val="0"/>
-          <w:numId w:val="1037"/>
+          <w:numId w:val="1039"/>
         </w:numPr>
       </w:pPr>
       <w:r>
@@ -21999,8 +23505,8 @@
         <w:t xml:space="preserve">rather than through it</w:t>
       </w:r>
     </w:p>
-    <w:bookmarkEnd w:id="69"/>
-    <w:bookmarkStart w:id="70" w:name="Xdfa3aecb85bc8cb2d0ba3b8fcf3c1aeb85af9e6"/>
+    <w:bookmarkEnd w:id="73"/>
+    <w:bookmarkStart w:id="74" w:name="Xdfa3aecb85bc8cb2d0ba3b8fcf3c1aeb85af9e6"/>
     <w:p>
       <w:pPr>
         <w:pStyle w:val="Heading3"/>
@@ -22967,7 +24473,7 @@
       <w:pPr>
         <w:numPr>
           <w:ilvl w:val="0"/>
-          <w:numId w:val="1038"/>
+          <w:numId w:val="1040"/>
         </w:numPr>
       </w:pPr>
       <w:r>
@@ -22984,7 +24490,7 @@
       <w:pPr>
         <w:numPr>
           <w:ilvl w:val="0"/>
-          <w:numId w:val="1038"/>
+          <w:numId w:val="1040"/>
         </w:numPr>
       </w:pPr>
       <w:r>
@@ -22997,8 +24503,8 @@
         <w:t xml:space="preserve">rather than substantively changing behavior</w:t>
       </w:r>
     </w:p>
-    <w:bookmarkEnd w:id="70"/>
-    <w:bookmarkStart w:id="71" w:name="X1fa6d355ffaaaf1d11a3d21c0f0266a16c3c0de"/>
+    <w:bookmarkEnd w:id="74"/>
+    <w:bookmarkStart w:id="75" w:name="X1fa6d355ffaaaf1d11a3d21c0f0266a16c3c0de"/>
     <w:p>
       <w:pPr>
         <w:pStyle w:val="Heading3"/>
@@ -23935,7 +25441,7 @@
       <w:pPr>
         <w:numPr>
           <w:ilvl w:val="0"/>
-          <w:numId w:val="1039"/>
+          <w:numId w:val="1041"/>
         </w:numPr>
       </w:pPr>
       <w:r>
@@ -23952,7 +25458,7 @@
       <w:pPr>
         <w:numPr>
           <w:ilvl w:val="0"/>
-          <w:numId w:val="1039"/>
+          <w:numId w:val="1041"/>
         </w:numPr>
       </w:pPr>
       <w:r>
@@ -23965,10 +25471,10 @@
         <w:t xml:space="preserve">performance review rather than a skills investment</w:t>
       </w:r>
     </w:p>
-    <w:bookmarkEnd w:id="71"/>
-    <w:bookmarkEnd w:id="72"/>
-    <w:bookmarkEnd w:id="73"/>
-    <w:bookmarkStart w:id="74" w:name="closing-notes"/>
+    <w:bookmarkEnd w:id="75"/>
+    <w:bookmarkEnd w:id="76"/>
+    <w:bookmarkEnd w:id="77"/>
+    <w:bookmarkStart w:id="78" w:name="closing-notes"/>
     <w:p>
       <w:pPr>
         <w:pStyle w:val="Heading1"/>
@@ -24031,7 +25537,7 @@
         <w:t xml:space="preserve">data before go-live.</w:t>
       </w:r>
     </w:p>
-    <w:bookmarkEnd w:id="74"/>
+    <w:bookmarkEnd w:id="78"/>
     <w:sectPr>
       <w:headerReference w:type="default" r:id="rId9"/>
       <w:footerReference w:type="default" r:id="rId10"/>
@@ -24492,6 +25998,12 @@
     <w:abstractNumId w:val="991"/>
   </w:num>
   <w:num w:numId="1039">
+    <w:abstractNumId w:val="991"/>
+  </w:num>
+  <w:num w:numId="1040">
+    <w:abstractNumId w:val="991"/>
+  </w:num>
+  <w:num w:numId="1041">
     <w:abstractNumId w:val="991"/>
   </w:num>
 </w:numbering>

--- a/deliverables/journi_Functional_Spec.docx
+++ b/deliverables/journi_Functional_Spec.docx
@@ -278,109 +278,109 @@
         <w:br/>
       </w:r>
       <w:r>
-        <w:t xml:space="preserve">        Module 4 — Initiative &amp; Portfolio Registry</w:t>
+        <w:t xml:space="preserve">        Module 3 — Initiative &amp; Portfolio Registry</w:t>
       </w:r>
       <w:r>
         <w:br/>
       </w:r>
       <w:r>
-        <w:t xml:space="preserve">        Module 5 — Stakeholder &amp; Impact Mapping</w:t>
+        <w:t xml:space="preserve">        Module 4 — Stakeholder &amp; Impact Mapping</w:t>
       </w:r>
       <w:r>
         <w:br/>
       </w:r>
       <w:r>
-        <w:t xml:space="preserve">        Module 6 — ADKAR Engine (Individual Readiness Core)</w:t>
+        <w:t xml:space="preserve">        Module 5 — ADKAR Engine (Individual Readiness Core)</w:t>
       </w:r>
       <w:r>
         <w:br/>
       </w:r>
       <w:r>
-        <w:t xml:space="preserve">        Module 7 — Emotional &amp; Transition Layer</w:t>
+        <w:t xml:space="preserve">        Module 6 — Emotional &amp; Transition Layer</w:t>
       </w:r>
       <w:r>
         <w:br/>
       </w:r>
       <w:r>
-        <w:t xml:space="preserve">        Module 8 — Sponsor &amp; Coalition Module</w:t>
+        <w:t xml:space="preserve">        Module 7 — Sponsor &amp; Coalition Module</w:t>
       </w:r>
       <w:r>
         <w:br/>
       </w:r>
       <w:r>
-        <w:t xml:space="preserve">        Module 9 — Communication Planning &amp; Execution</w:t>
+        <w:t xml:space="preserve">        Module 8 — Communication Planning &amp; Execution</w:t>
       </w:r>
       <w:r>
         <w:br/>
       </w:r>
       <w:r>
-        <w:t xml:space="preserve">        Module 10 — Training &amp; Capability Building</w:t>
+        <w:t xml:space="preserve">        Module 9 — Training &amp; Capability Building</w:t>
       </w:r>
       <w:r>
         <w:br/>
       </w:r>
       <w:r>
-        <w:t xml:space="preserve">        Module 11 — Resistance Management</w:t>
+        <w:t xml:space="preserve">        Module 10 — Resistance Management</w:t>
       </w:r>
       <w:r>
         <w:br/>
       </w:r>
       <w:r>
-        <w:t xml:space="preserve">        Module 12 — Manager-as-Coach Enablement</w:t>
+        <w:t xml:space="preserve">        Module 11 — Manager-as-Coach Enablement</w:t>
       </w:r>
       <w:r>
         <w:br/>
       </w:r>
       <w:r>
-        <w:t xml:space="preserve">        Module 13 — Reinforcement &amp; Sustainment</w:t>
+        <w:t xml:space="preserve">        Module 12 — Reinforcement &amp; Sustainment</w:t>
       </w:r>
       <w:r>
         <w:br/>
       </w:r>
       <w:r>
-        <w:t xml:space="preserve">        Module 14 — Change Risk Register</w:t>
+        <w:t xml:space="preserve">        Module 13 — Change Risk Register</w:t>
       </w:r>
       <w:r>
         <w:br/>
       </w:r>
       <w:r>
-        <w:t xml:space="preserve">        Module 15 — Metrics &amp; Analytics Dashboard</w:t>
+        <w:t xml:space="preserve">        Module 14 — Metrics &amp; Analytics Dashboard</w:t>
       </w:r>
       <w:r>
         <w:br/>
       </w:r>
       <w:r>
-        <w:t xml:space="preserve">        Module 16 — Journey Map / Visual Core</w:t>
+        <w:t xml:space="preserve">        Module 15 — Journey Map / Visual Core</w:t>
       </w:r>
       <w:r>
         <w:br/>
       </w:r>
       <w:r>
-        <w:t xml:space="preserve">        Module 17 — AI Use Case Library &amp; Governance</w:t>
+        <w:t xml:space="preserve">        Module 16 — AI Use Case Library &amp; Governance</w:t>
       </w:r>
       <w:r>
         <w:br/>
       </w:r>
       <w:r>
-        <w:t xml:space="preserve">        Module 18 — Work Breakdown Structure &amp; Gantt</w:t>
+        <w:t xml:space="preserve">        Module 17 — Work Breakdown Structure &amp; Gantt</w:t>
       </w:r>
       <w:r>
         <w:br/>
       </w:r>
       <w:r>
-        <w:t xml:space="preserve">        Module 19 — Macro Process, SIPOC, RACSI &amp; End-to-End Registry</w:t>
+        <w:t xml:space="preserve">        Module 18 — Macro Process, SIPOC, RACSI &amp; End-to-End Registry</w:t>
       </w:r>
       <w:r>
         <w:br/>
       </w:r>
       <w:r>
-        <w:t xml:space="preserve">        Module 20 — Change Management Charter Registry</w:t>
+        <w:t xml:space="preserve">        Module 19 — Change Management Charter Registry</w:t>
       </w:r>
       <w:r>
         <w:br/>
       </w:r>
       <w:r>
-        <w:t xml:space="preserve">        Module 21 — Stakeholder Journeys, Touchpoints &amp; Analytics</w:t>
+        <w:t xml:space="preserve">        Module 20 — Stakeholder Journeys, Touchpoints &amp; Analytics</w:t>
       </w:r>
       <w:r>
         <w:br/>
@@ -915,13 +915,13 @@
         <w:t xml:space="preserve"> </w:t>
       </w:r>
       <w:r>
-        <w:t xml:space="preserve">Joint Decision Records with a selectable Accountable role (Module 18), a</w:t>
-      </w:r>
-      <w:r>
-        <w:t xml:space="preserve"> </w:t>
-      </w:r>
-      <w:r>
-        <w:t xml:space="preserve">Macro Process, SIPOC, RACSI &amp; End-to-End Process Registry (Module 19)</w:t>
+        <w:t xml:space="preserve">Joint Decision Records with a selectable Accountable role (Module 17), a</w:t>
+      </w:r>
+      <w:r>
+        <w:t xml:space="preserve"> </w:t>
+      </w:r>
+      <w:r>
+        <w:t xml:space="preserve">Macro Process, SIPOC, RACSI &amp; End-to-End Process Registry (Module 18)</w:t>
       </w:r>
       <w:r>
         <w:t xml:space="preserve"> </w:t>
@@ -945,7 +945,7 @@
         <w:t xml:space="preserve"> </w:t>
       </w:r>
       <w:r>
-        <w:t xml:space="preserve">side by side, a Change Management Charter Registry (Module 20) of eight</w:t>
+        <w:t xml:space="preserve">side by side, a Change Management Charter Registry (Module 19) of eight</w:t>
       </w:r>
       <w:r>
         <w:t xml:space="preserve"> </w:t>
@@ -963,7 +963,7 @@
         <w:t xml:space="preserve"> </w:t>
       </w:r>
       <w:r>
-        <w:t xml:space="preserve">Journeys, Touchpoints &amp; Analytics module (Module 21) that gives eight</w:t>
+        <w:t xml:space="preserve">Journeys, Touchpoints &amp; Analytics module (Module 20) that gives eight</w:t>
       </w:r>
       <w:r>
         <w:t xml:space="preserve"> </w:t>
@@ -1023,7 +1023,7 @@
         <w:t xml:space="preserve"> </w:t>
       </w:r>
       <w:r>
-        <w:t xml:space="preserve">End-to-End Process lifecycle and Phase Template (Section 4, Module 19).</w:t>
+        <w:t xml:space="preserve">End-to-End Process lifecycle and Phase Template (Section 4, Module 18).</w:t>
       </w:r>
       <w:r>
         <w:t xml:space="preserve"> </w:t>
@@ -1201,13 +1201,13 @@
         <w:t xml:space="preserve"> </w:t>
       </w:r>
       <w:r>
-        <w:t xml:space="preserve">Case activation (Module 17), language configuration (Section 3.1.1),</w:t>
-      </w:r>
-      <w:r>
-        <w:t xml:space="preserve"> </w:t>
-      </w:r>
-      <w:r>
-        <w:t xml:space="preserve">and every roll-up view (Module 15) all respect this same boundary.</w:t>
+        <w:t xml:space="preserve">Case activation (Module 16), language configuration (Section 3.1.1),</w:t>
+      </w:r>
+      <w:r>
+        <w:t xml:space="preserve"> </w:t>
+      </w:r>
+      <w:r>
+        <w:t xml:space="preserve">and every roll-up view (Module 14) all respect this same boundary.</w:t>
       </w:r>
     </w:p>
     <w:bookmarkEnd w:id="22"/>
@@ -1772,7 +1772,7 @@
         <w:t xml:space="preserve"> </w:t>
       </w:r>
       <w:r>
-        <w:t xml:space="preserve">engine actually orchestrating the process model Module 19 makes browsable</w:t>
+        <w:t xml:space="preserve">engine actually orchestrating the process model Module 18 makes browsable</w:t>
       </w:r>
       <w:r>
         <w:t xml:space="preserve"> </w:t>
@@ -1790,7 +1790,7 @@
         <w:t xml:space="preserve"> </w:t>
       </w:r>
       <w:r>
-        <w:t xml:space="preserve">operation (today Module 14's risk register and the justification-log</w:t>
+        <w:t xml:space="preserve">operation (today Module 13's risk register and the justification-log</w:t>
       </w:r>
       <w:r>
         <w:t xml:space="preserve"> </w:t>
@@ -1832,7 +1832,7 @@
         <w:t xml:space="preserve"> </w:t>
       </w:r>
       <w:r>
-        <w:t xml:space="preserve">and classification AI use cases in Module 17 at scale (today those use</w:t>
+        <w:t xml:space="preserve">and classification AI use cases in Module 16 at scale (today those use</w:t>
       </w:r>
       <w:r>
         <w:t xml:space="preserve"> </w:t>
@@ -1850,7 +1850,7 @@
         <w:t xml:space="preserve"> </w:t>
       </w:r>
       <w:r>
-        <w:t xml:space="preserve">Module 17's Real LLM Provider Connection — neither of which is a</w:t>
+        <w:t xml:space="preserve">Module 16's Real LLM Provider Connection — neither of which is a</w:t>
       </w:r>
       <w:r>
         <w:t xml:space="preserve"> </w:t>
@@ -1920,25 +1920,25 @@
         <w:t xml:space="preserve"> </w:t>
       </w:r>
       <w:r>
-        <w:t xml:space="preserve">service. Available on the Sponsor Coalition table (Module 8), the</w:t>
-      </w:r>
-      <w:r>
-        <w:t xml:space="preserve"> </w:t>
-      </w:r>
-      <w:r>
-        <w:t xml:space="preserve">Communications log (Module 9), the Training &amp; Certification table</w:t>
-      </w:r>
-      <w:r>
-        <w:t xml:space="preserve"> </w:t>
-      </w:r>
-      <w:r>
-        <w:t xml:space="preserve">(Module 10), the Risk Register (Module 14), and the Analytics readiness</w:t>
-      </w:r>
-      <w:r>
-        <w:t xml:space="preserve"> </w:t>
-      </w:r>
-      <w:r>
-        <w:t xml:space="preserve">heatmap and benchmarking tables (Module 15). Each export reflects</w:t>
+        <w:t xml:space="preserve">service. Available on the Sponsor Coalition table (Module 7), the</w:t>
+      </w:r>
+      <w:r>
+        <w:t xml:space="preserve"> </w:t>
+      </w:r>
+      <w:r>
+        <w:t xml:space="preserve">Communications log (Module 8), the Training &amp; Certification table</w:t>
+      </w:r>
+      <w:r>
+        <w:t xml:space="preserve"> </w:t>
+      </w:r>
+      <w:r>
+        <w:t xml:space="preserve">(Module 9), the Risk Register (Module 13), and the Analytics readiness</w:t>
+      </w:r>
+      <w:r>
+        <w:t xml:space="preserve"> </w:t>
+      </w:r>
+      <w:r>
+        <w:t xml:space="preserve">heatmap and benchmarking tables (Module 14). Each export reflects</w:t>
       </w:r>
       <w:r>
         <w:t xml:space="preserve"> </w:t>
@@ -2008,7 +2008,7 @@
         <w:t xml:space="preserve"> </w:t>
       </w:r>
       <w:r>
-        <w:t xml:space="preserve">notes why real outbound delivery is out of scope here). Eight of the</w:t>
+        <w:t xml:space="preserve">notes why real outbound delivery is out of scope here). Nine of the</w:t>
       </w:r>
       <w:r>
         <w:t xml:space="preserve"> </w:t>
@@ -2062,61 +2062,103 @@
         <w:t xml:space="preserve"> </w:t>
       </w:r>
       <w:r>
-        <w:t xml:space="preserve">Organization), a Phase Gate closed No-Go or Go-with-Conditions, a Guiding</w:t>
-      </w:r>
-      <w:r>
-        <w:t xml:space="preserve"> </w:t>
-      </w:r>
-      <w:r>
-        <w:t xml:space="preserve">Coalition Gap (fewer than two named coalition members), and a blocked</w:t>
-      </w:r>
-      <w:r>
-        <w:t xml:space="preserve"> </w:t>
-      </w:r>
-      <w:r>
-        <w:t xml:space="preserve">Sustainment sign-off. Each alert shows its severity, SLA threshold and</w:t>
-      </w:r>
-      <w:r>
-        <w:t xml:space="preserve"> </w:t>
-      </w:r>
-      <w:r>
-        <w:t xml:space="preserve">recipient-role list alongside the live message. Dismissing an alert</w:t>
-      </w:r>
-      <w:r>
-        <w:t xml:space="preserve"> </w:t>
-      </w:r>
-      <w:r>
-        <w:t xml:space="preserve">persists per Change Management Project and survives a page reload; a</w:t>
-      </w:r>
-      <w:r>
-        <w:t xml:space="preserve"> </w:t>
-      </w:r>
-      <w:r>
-        <w:t xml:space="preserve">Restore control brings a dismissed alert back into view. The remaining</w:t>
-      </w:r>
-      <w:r>
-        <w:t xml:space="preserve"> </w:t>
-      </w:r>
-      <w:r>
-        <w:t xml:space="preserve">eight alerts — survey-exception retries, AI-confidence scoring, import</w:t>
-      </w:r>
-      <w:r>
-        <w:t xml:space="preserve"> </w:t>
-      </w:r>
-      <w:r>
-        <w:t xml:space="preserve">integrity, administrative account lock-out, GDPR request SLA, and AI</w:t>
-      </w:r>
-      <w:r>
-        <w:t xml:space="preserve"> </w:t>
-      </w:r>
-      <w:r>
-        <w:t xml:space="preserve">provider fallback — depend on backend infrastructure this reference</w:t>
-      </w:r>
-      <w:r>
-        <w:t xml:space="preserve"> </w:t>
-      </w:r>
-      <w:r>
-        <w:t xml:space="preserve">build does not have and are catalogued for traceability but never fire.</w:t>
+        <w:t xml:space="preserve">Organization), a Communication Overload (more than three not-yet-sent</w:t>
+      </w:r>
+      <w:r>
+        <w:t xml:space="preserve"> </w:t>
+      </w:r>
+      <w:r>
+        <w:t xml:space="preserve">communications scheduled across a project and its concurrent</w:t>
+      </w:r>
+      <w:r>
+        <w:t xml:space="preserve"> </w:t>
+      </w:r>
+      <w:r>
+        <w:t xml:space="preserve">same-Organization initiatives), a Phase Gate closed No-Go or</w:t>
+      </w:r>
+      <w:r>
+        <w:t xml:space="preserve"> </w:t>
+      </w:r>
+      <w:r>
+        <w:t xml:space="preserve">Go-with-Conditions, a Guiding Coalition Gap (fewer than two named</w:t>
+      </w:r>
+      <w:r>
+        <w:t xml:space="preserve"> </w:t>
+      </w:r>
+      <w:r>
+        <w:t xml:space="preserve">coalition members), and a blocked Sustainment sign-off. Each alert shows</w:t>
+      </w:r>
+      <w:r>
+        <w:t xml:space="preserve"> </w:t>
+      </w:r>
+      <w:r>
+        <w:t xml:space="preserve">its severity, SLA threshold and recipient-role list alongside the live</w:t>
+      </w:r>
+      <w:r>
+        <w:t xml:space="preserve"> </w:t>
+      </w:r>
+      <w:r>
+        <w:t xml:space="preserve">message. Dismissing an alert persists per Change Management Project and</w:t>
+      </w:r>
+      <w:r>
+        <w:t xml:space="preserve"> </w:t>
+      </w:r>
+      <w:r>
+        <w:t xml:space="preserve">survives a page reload; a Restore control brings a dismissed alert back</w:t>
+      </w:r>
+      <w:r>
+        <w:t xml:space="preserve"> </w:t>
+      </w:r>
+      <w:r>
+        <w:t xml:space="preserve">into view. Six of the remaining seven alerts — survey-exception</w:t>
+      </w:r>
+      <w:r>
+        <w:t xml:space="preserve"> </w:t>
+      </w:r>
+      <w:r>
+        <w:t xml:space="preserve">retries, AI-confidence scoring, import integrity, administrative account</w:t>
+      </w:r>
+      <w:r>
+        <w:t xml:space="preserve"> </w:t>
+      </w:r>
+      <w:r>
+        <w:t xml:space="preserve">lock-out, GDPR request SLA, and AI provider fallback — depend on</w:t>
+      </w:r>
+      <w:r>
+        <w:t xml:space="preserve"> </w:t>
+      </w:r>
+      <w:r>
+        <w:t xml:space="preserve">backend infrastructure this reference build does not have and are</w:t>
+      </w:r>
+      <w:r>
+        <w:t xml:space="preserve"> </w:t>
+      </w:r>
+      <w:r>
+        <w:t xml:space="preserve">catalogued for traceability but never fire. The seventh, Champion</w:t>
+      </w:r>
+      <w:r>
+        <w:t xml:space="preserve"> </w:t>
+      </w:r>
+      <w:r>
+        <w:t xml:space="preserve">Coverage Below Target, is excluded for a different reason: journi has no</w:t>
+      </w:r>
+      <w:r>
+        <w:t xml:space="preserve"> </w:t>
+      </w:r>
+      <w:r>
+        <w:t xml:space="preserve">structured champion-tracking data model to compute a genuine signal</w:t>
+      </w:r>
+      <w:r>
+        <w:t xml:space="preserve"> </w:t>
+      </w:r>
+      <w:r>
+        <w:t xml:space="preserve">against, unlike the other six, which is not a backend gap so much as a</w:t>
+      </w:r>
+      <w:r>
+        <w:t xml:space="preserve"> </w:t>
+      </w:r>
+      <w:r>
+        <w:t xml:space="preserve">data model this reference build does not carry.</w:t>
       </w:r>
     </w:p>
     <w:bookmarkEnd w:id="27"/>
@@ -3495,7 +3537,7 @@
         <w:t xml:space="preserve"> </w:t>
       </w:r>
       <w:r>
-        <w:t xml:space="preserve">Module 4). A platform-wide "Require Justification" toggle, set on</w:t>
+        <w:t xml:space="preserve">Module 3). A platform-wide "Require Justification" toggle, set on</w:t>
       </w:r>
       <w:r>
         <w:t xml:space="preserve"> </w:t>
@@ -3588,7 +3630,7 @@
           <w:iCs/>
           <w:i/>
         </w:rPr>
-        <w:t xml:space="preserve">Twenty modules in total: three foundation/platform modules covering</w:t>
+        <w:t xml:space="preserve">Twenty modules in total: two foundation/platform modules covering</w:t>
       </w:r>
       <w:r>
         <w:rPr>
@@ -3602,7 +3644,7 @@
           <w:iCs/>
           <w:i/>
         </w:rPr>
-        <w:t xml:space="preserve">hierarchy, access and localization (detailed in Sections 2–3 above),</w:t>
+        <w:t xml:space="preserve">hierarchy and access (Modules 1–2, detailed in Section 3 above, alongside</w:t>
       </w:r>
       <w:r>
         <w:rPr>
@@ -3616,7 +3658,21 @@
           <w:iCs/>
           <w:i/>
         </w:rPr>
-        <w:t xml:space="preserve">thirteen change-management core modules, one AI Use Case Library &amp;</w:t>
+        <w:t xml:space="preserve">the localization capability that every module shares rather than owns as</w:t>
+      </w:r>
+      <w:r>
+        <w:rPr>
+          <w:iCs/>
+          <w:i/>
+        </w:rPr>
+        <w:t xml:space="preserve"> </w:t>
+      </w:r>
+      <w:r>
+        <w:rPr>
+          <w:iCs/>
+          <w:i/>
+        </w:rPr>
+        <w:t xml:space="preserve">its own page), thirteen change-management core modules, one AI Use Case Library &amp;</w:t>
       </w:r>
       <w:r>
         <w:rPr>
@@ -3644,7 +3700,7 @@
           <w:iCs/>
           <w:i/>
         </w:rPr>
-        <w:t xml:space="preserve">module (Module 18), one Macro Process, SIPOC, RACSI &amp; End-to-End</w:t>
+        <w:t xml:space="preserve">module (Module 17), one Macro Process, SIPOC, RACSI &amp; End-to-End</w:t>
       </w:r>
       <w:r>
         <w:rPr>
@@ -3658,7 +3714,7 @@
           <w:iCs/>
           <w:i/>
         </w:rPr>
-        <w:t xml:space="preserve">Process Registry module (Module 19), one Change Management Charter</w:t>
+        <w:t xml:space="preserve">Process Registry module (Module 18), one Change Management Charter</w:t>
       </w:r>
       <w:r>
         <w:rPr>
@@ -3672,7 +3728,7 @@
           <w:iCs/>
           <w:i/>
         </w:rPr>
-        <w:t xml:space="preserve">Registry module (Module 20), and one Stakeholder Journeys, Touchpoints &amp;</w:t>
+        <w:t xml:space="preserve">Registry module (Module 19), and one Stakeholder Journeys, Touchpoints &amp;</w:t>
       </w:r>
       <w:r>
         <w:rPr>
@@ -3686,7 +3742,7 @@
           <w:iCs/>
           <w:i/>
         </w:rPr>
-        <w:t xml:space="preserve">Analytics module (Module 21). Each core module lists its purpose,</w:t>
+        <w:t xml:space="preserve">Analytics module (Module 20). Each core module lists its purpose,</w:t>
       </w:r>
       <w:r>
         <w:rPr>
@@ -3882,7 +3938,7 @@
         <w:t xml:space="preserve"> </w:t>
       </w:r>
       <w:r>
-        <w:t xml:space="preserve">Module 19 and selectable from Module 18</w:t>
+        <w:t xml:space="preserve">Module 18 and selectable from Module 17</w:t>
       </w:r>
     </w:p>
     <w:p>
@@ -4355,7 +4411,7 @@
       </w:r>
     </w:p>
     <w:bookmarkEnd w:id="38"/>
-    <w:bookmarkStart w:id="39" w:name="module-4-initiative-portfolio-registry"/>
+    <w:bookmarkStart w:id="39" w:name="module-3-initiative-portfolio-registry"/>
     <w:p>
       <w:pPr>
         <w:pStyle w:val="Heading3"/>
@@ -4365,7 +4421,7 @@
           <w:b/>
           <w:color w:val="3F827B"/>
         </w:rPr>
-        <w:t xml:space="preserve">Module 4 — Initiative &amp; Portfolio Registry</w:t>
+        <w:t xml:space="preserve">Module 3 — Initiative &amp; Portfolio Registry</w:t>
       </w:r>
     </w:p>
     <w:p>
@@ -4575,7 +4631,7 @@
       </w:r>
     </w:p>
     <w:bookmarkEnd w:id="39"/>
-    <w:bookmarkStart w:id="40" w:name="module-5-stakeholder-impact-mapping"/>
+    <w:bookmarkStart w:id="40" w:name="module-4-stakeholder-impact-mapping"/>
     <w:p>
       <w:pPr>
         <w:pStyle w:val="Heading3"/>
@@ -4585,7 +4641,7 @@
           <w:b/>
           <w:color w:val="3F827B"/>
         </w:rPr>
-        <w:t xml:space="preserve">Module 5 — Stakeholder &amp; Impact Mapping</w:t>
+        <w:t xml:space="preserve">Module 4 — Stakeholder &amp; Impact Mapping</w:t>
       </w:r>
     </w:p>
     <w:p>
@@ -4760,7 +4816,7 @@
       </w:r>
     </w:p>
     <w:bookmarkEnd w:id="40"/>
-    <w:bookmarkStart w:id="41" w:name="Xd11a97ce038c9f1eaf3d460e8fa6170eaeed1ba"/>
+    <w:bookmarkStart w:id="41" w:name="Xbe61ba8e03b45918686589ea619b1ea4194eaa1"/>
     <w:p>
       <w:pPr>
         <w:pStyle w:val="Heading3"/>
@@ -4770,7 +4826,7 @@
           <w:b/>
           <w:color w:val="3F827B"/>
         </w:rPr>
-        <w:t xml:space="preserve">Module 6 — ADKAR Engine (Individual Readiness Core)</w:t>
+        <w:t xml:space="preserve">Module 5 — ADKAR Engine (Individual Readiness Core)</w:t>
       </w:r>
     </w:p>
     <w:p>
@@ -4980,7 +5036,7 @@
       </w:r>
     </w:p>
     <w:bookmarkEnd w:id="41"/>
-    <w:bookmarkStart w:id="42" w:name="module-7-emotional-transition-layer"/>
+    <w:bookmarkStart w:id="42" w:name="module-6-emotional-transition-layer"/>
     <w:p>
       <w:pPr>
         <w:pStyle w:val="Heading3"/>
@@ -4990,7 +5046,7 @@
           <w:b/>
           <w:color w:val="3F827B"/>
         </w:rPr>
-        <w:t xml:space="preserve">Module 7 — Emotional &amp; Transition Layer</w:t>
+        <w:t xml:space="preserve">Module 6 — Emotional &amp; Transition Layer</w:t>
       </w:r>
     </w:p>
     <w:p>
@@ -5189,7 +5245,7 @@
       </w:r>
     </w:p>
     <w:bookmarkEnd w:id="42"/>
-    <w:bookmarkStart w:id="43" w:name="module-8-sponsor-coalition-module"/>
+    <w:bookmarkStart w:id="43" w:name="module-7-sponsor-coalition-module"/>
     <w:p>
       <w:pPr>
         <w:pStyle w:val="Heading3"/>
@@ -5199,7 +5255,7 @@
           <w:b/>
           <w:color w:val="3F827B"/>
         </w:rPr>
-        <w:t xml:space="preserve">Module 8 — Sponsor &amp; Coalition Module</w:t>
+        <w:t xml:space="preserve">Module 7 — Sponsor &amp; Coalition Module</w:t>
       </w:r>
     </w:p>
     <w:p>
@@ -5322,7 +5378,7 @@
         <w:t xml:space="preserve"> </w:t>
       </w:r>
       <w:r>
-        <w:t xml:space="preserve">associated with stalled Desire scores in Module 6</w:t>
+        <w:t xml:space="preserve">associated with stalled Desire scores in Module 5</w:t>
       </w:r>
     </w:p>
     <w:p>
@@ -5379,7 +5435,7 @@
       </w:r>
     </w:p>
     <w:bookmarkEnd w:id="43"/>
-    <w:bookmarkStart w:id="44" w:name="Xc8b18a955604b386f7537b00374b15676ca7c6f"/>
+    <w:bookmarkStart w:id="44" w:name="X4f1eef412455a9702a69652388da6dbbb989267"/>
     <w:p>
       <w:pPr>
         <w:pStyle w:val="Heading3"/>
@@ -5389,7 +5445,7 @@
           <w:b/>
           <w:color w:val="3F827B"/>
         </w:rPr>
-        <w:t xml:space="preserve">Module 9 — Communication Planning &amp; Execution</w:t>
+        <w:t xml:space="preserve">Module 8 — Communication Planning &amp; Execution</w:t>
       </w:r>
     </w:p>
     <w:p>
@@ -5563,7 +5619,7 @@
       </w:r>
     </w:p>
     <w:bookmarkEnd w:id="44"/>
-    <w:bookmarkStart w:id="45" w:name="module-10-training-capability-building"/>
+    <w:bookmarkStart w:id="45" w:name="module-9-training-capability-building"/>
     <w:p>
       <w:pPr>
         <w:pStyle w:val="Heading3"/>
@@ -5573,7 +5629,7 @@
           <w:b/>
           <w:color w:val="3F827B"/>
         </w:rPr>
-        <w:t xml:space="preserve">Module 10 — Training &amp; Capability Building</w:t>
+        <w:t xml:space="preserve">Module 9 — Training &amp; Capability Building</w:t>
       </w:r>
     </w:p>
     <w:p>
@@ -5622,7 +5678,7 @@
         </w:numPr>
       </w:pPr>
       <w:r>
-        <w:t xml:space="preserve">Training-needs assessment derived automatically from Module 6</w:t>
+        <w:t xml:space="preserve">Training-needs assessment derived automatically from Module 5</w:t>
       </w:r>
       <w:r>
         <w:t xml:space="preserve"> </w:t>
@@ -5753,7 +5809,7 @@
       </w:r>
     </w:p>
     <w:bookmarkEnd w:id="45"/>
-    <w:bookmarkStart w:id="46" w:name="module-11-resistance-management"/>
+    <w:bookmarkStart w:id="46" w:name="module-10-resistance-management"/>
     <w:p>
       <w:pPr>
         <w:pStyle w:val="Heading3"/>
@@ -5763,7 +5819,7 @@
           <w:b/>
           <w:color w:val="3F827B"/>
         </w:rPr>
-        <w:t xml:space="preserve">Module 11 — Resistance Management</w:t>
+        <w:t xml:space="preserve">Module 10 — Resistance Management</w:t>
       </w:r>
     </w:p>
     <w:p>
@@ -5789,7 +5845,7 @@
         <w:t xml:space="preserve"> </w:t>
       </w:r>
       <w:r>
-        <w:t xml:space="preserve">Module 7 to concrete manager interventions.</w:t>
+        <w:t xml:space="preserve">Module 6 to concrete manager interventions.</w:t>
       </w:r>
     </w:p>
     <w:p>
@@ -6007,7 +6063,7 @@
       </w:r>
     </w:p>
     <w:bookmarkEnd w:id="46"/>
-    <w:bookmarkStart w:id="47" w:name="module-12-manager-as-coach-enablement"/>
+    <w:bookmarkStart w:id="47" w:name="module-11-manager-as-coach-enablement"/>
     <w:p>
       <w:pPr>
         <w:pStyle w:val="Heading3"/>
@@ -6017,7 +6073,7 @@
           <w:b/>
           <w:color w:val="3F827B"/>
         </w:rPr>
-        <w:t xml:space="preserve">Module 12 — Manager-as-Coach Enablement</w:t>
+        <w:t xml:space="preserve">Module 11 — Manager-as-Coach Enablement</w:t>
       </w:r>
     </w:p>
     <w:p>
@@ -6106,7 +6162,7 @@
         </w:numPr>
       </w:pPr>
       <w:r>
-        <w:t xml:space="preserve">1:1 coaching-note log, timestamped and linked back to Module 6</w:t>
+        <w:t xml:space="preserve">1:1 coaching-note log, timestamped and linked back to Module 5</w:t>
       </w:r>
       <w:r>
         <w:t xml:space="preserve"> </w:t>
@@ -6192,7 +6248,7 @@
       </w:r>
     </w:p>
     <w:bookmarkEnd w:id="47"/>
-    <w:bookmarkStart w:id="48" w:name="module-13-reinforcement-sustainment"/>
+    <w:bookmarkStart w:id="48" w:name="module-12-reinforcement-sustainment"/>
     <w:p>
       <w:pPr>
         <w:pStyle w:val="Heading3"/>
@@ -6202,7 +6258,7 @@
           <w:b/>
           <w:color w:val="3F827B"/>
         </w:rPr>
-        <w:t xml:space="preserve">Module 13 — Reinforcement &amp; Sustainment</w:t>
+        <w:t xml:space="preserve">Module 12 — Reinforcement &amp; Sustainment</w:t>
       </w:r>
     </w:p>
     <w:p>
@@ -6319,7 +6375,7 @@
         </w:numPr>
       </w:pPr>
       <w:r>
-        <w:t xml:space="preserve">Lessons-learned repository feeding the next initiative's Module 4</w:t>
+        <w:t xml:space="preserve">Lessons-learned repository feeding the next initiative's Module 3</w:t>
       </w:r>
       <w:r>
         <w:t xml:space="preserve"> </w:t>
@@ -6371,7 +6427,7 @@
       </w:r>
     </w:p>
     <w:bookmarkEnd w:id="48"/>
-    <w:bookmarkStart w:id="49" w:name="module-14-change-risk-register"/>
+    <w:bookmarkStart w:id="49" w:name="module-13-change-risk-register"/>
     <w:p>
       <w:pPr>
         <w:pStyle w:val="Heading3"/>
@@ -6381,7 +6437,7 @@
           <w:b/>
           <w:color w:val="3F827B"/>
         </w:rPr>
-        <w:t xml:space="preserve">Module 14 — Change Risk Register</w:t>
+        <w:t xml:space="preserve">Module 13 — Change Risk Register</w:t>
       </w:r>
     </w:p>
     <w:p>
@@ -6561,7 +6617,7 @@
       </w:r>
     </w:p>
     <w:bookmarkEnd w:id="49"/>
-    <w:bookmarkStart w:id="50" w:name="module-15-metrics-analytics-dashboard"/>
+    <w:bookmarkStart w:id="50" w:name="module-14-metrics-analytics-dashboard"/>
     <w:p>
       <w:pPr>
         <w:pStyle w:val="Heading3"/>
@@ -6571,7 +6627,7 @@
           <w:b/>
           <w:color w:val="3F827B"/>
         </w:rPr>
-        <w:t xml:space="preserve">Module 15 — Metrics &amp; Analytics Dashboard</w:t>
+        <w:t xml:space="preserve">Module 14 — Metrics &amp; Analytics Dashboard</w:t>
       </w:r>
     </w:p>
     <w:p>
@@ -6930,7 +6986,7 @@
       </w:r>
     </w:p>
     <w:bookmarkEnd w:id="50"/>
-    <w:bookmarkStart w:id="51" w:name="module-16-journey-map-visual-core"/>
+    <w:bookmarkStart w:id="51" w:name="module-15-journey-map-visual-core"/>
     <w:p>
       <w:pPr>
         <w:pStyle w:val="Heading3"/>
@@ -6940,7 +6996,7 @@
           <w:b/>
           <w:color w:val="3F827B"/>
         </w:rPr>
-        <w:t xml:space="preserve">Module 16 — Journey Map / Visual Core</w:t>
+        <w:t xml:space="preserve">Module 15 — Journey Map / Visual Core</w:t>
       </w:r>
     </w:p>
     <w:p>
@@ -7115,7 +7171,7 @@
       </w:r>
     </w:p>
     <w:bookmarkEnd w:id="51"/>
-    <w:bookmarkStart w:id="52" w:name="module-17-ai-use-case-library-governance"/>
+    <w:bookmarkStart w:id="52" w:name="module-16-ai-use-case-library-governance"/>
     <w:p>
       <w:pPr>
         <w:pStyle w:val="Heading3"/>
@@ -7125,7 +7181,7 @@
           <w:b/>
           <w:color w:val="3F827B"/>
         </w:rPr>
-        <w:t xml:space="preserve">Module 17 — AI Use Case Library &amp; Governance</w:t>
+        <w:t xml:space="preserve">Module 16 — AI Use Case Library &amp; Governance</w:t>
       </w:r>
     </w:p>
     <w:p>
@@ -7516,7 +7572,7 @@
         <w:t xml:space="preserve"> </w:t>
       </w:r>
       <w:r>
-        <w:t xml:space="preserve">in Module 15's Analytics Dashboard, which is itself powered by</w:t>
+        <w:t xml:space="preserve">in Module 14's Analytics Dashboard, which is itself powered by</w:t>
       </w:r>
       <w:r>
         <w:t xml:space="preserve"> </w:t>
@@ -7726,7 +7782,7 @@
               <w:jc w:val="left"/>
             </w:pPr>
             <w:r>
-              <w:t xml:space="preserve">M5 Stakeholder &amp;</w:t>
+              <w:t xml:space="preserve">M4 Stakeholder &amp;</w:t>
             </w:r>
             <w:r>
               <w:t xml:space="preserve"> </w:t>
@@ -7842,7 +7898,7 @@
               <w:jc w:val="left"/>
             </w:pPr>
             <w:r>
-              <w:t xml:space="preserve">M6 ADKAR Engine</w:t>
+              <w:t xml:space="preserve">M5 ADKAR Engine</w:t>
             </w:r>
           </w:p>
         </w:tc>
@@ -7958,7 +8014,7 @@
               <w:jc w:val="left"/>
             </w:pPr>
             <w:r>
-              <w:t xml:space="preserve">M6 ADKAR Engine</w:t>
+              <w:t xml:space="preserve">M5 ADKAR Engine</w:t>
             </w:r>
           </w:p>
         </w:tc>
@@ -8068,7 +8124,7 @@
               <w:jc w:val="left"/>
             </w:pPr>
             <w:r>
-              <w:t xml:space="preserve">M7 Emotional &amp;</w:t>
+              <w:t xml:space="preserve">M6 Emotional &amp;</w:t>
             </w:r>
             <w:r>
               <w:t xml:space="preserve"> </w:t>
@@ -8184,7 +8240,7 @@
               <w:jc w:val="left"/>
             </w:pPr>
             <w:r>
-              <w:t xml:space="preserve">M7 Emotional &amp;</w:t>
+              <w:t xml:space="preserve">M6 Emotional &amp;</w:t>
             </w:r>
             <w:r>
               <w:t xml:space="preserve"> </w:t>
@@ -8300,7 +8356,7 @@
               <w:jc w:val="left"/>
             </w:pPr>
             <w:r>
-              <w:t xml:space="preserve">M8 Sponsor &amp;</w:t>
+              <w:t xml:space="preserve">M7 Sponsor &amp;</w:t>
             </w:r>
             <w:r>
               <w:t xml:space="preserve"> </w:t>
@@ -8410,7 +8466,7 @@
               <w:jc w:val="left"/>
             </w:pPr>
             <w:r>
-              <w:t xml:space="preserve">M9 Communications</w:t>
+              <w:t xml:space="preserve">M8 Communications</w:t>
             </w:r>
           </w:p>
         </w:tc>
@@ -8526,13 +8582,13 @@
               <w:jc w:val="left"/>
             </w:pPr>
             <w:r>
-              <w:t xml:space="preserve">M9 Communications</w:t>
-            </w:r>
-            <w:r>
-              <w:t xml:space="preserve"> </w:t>
-            </w:r>
-            <w:r>
-              <w:t xml:space="preserve">/ M14 Risk</w:t>
+              <w:t xml:space="preserve">M8 Communications</w:t>
+            </w:r>
+            <w:r>
+              <w:t xml:space="preserve"> </w:t>
+            </w:r>
+            <w:r>
+              <w:t xml:space="preserve">/ M13 Risk</w:t>
             </w:r>
             <w:r>
               <w:t xml:space="preserve"> </w:t>
@@ -8654,7 +8710,7 @@
               <w:jc w:val="left"/>
             </w:pPr>
             <w:r>
-              <w:t xml:space="preserve">M10 Training &amp;</w:t>
+              <w:t xml:space="preserve">M9 Training &amp; R</w:t>
             </w:r>
             <w:r>
               <w:t xml:space="preserve"> </w:t>
@@ -8672,7 +8728,7 @@
               <w:jc w:val="left"/>
             </w:pPr>
             <w:r>
-              <w:t xml:space="preserve">Recommends curriculum</w:t>
+              <w:t xml:space="preserve">ecommends curriculum T</w:t>
             </w:r>
             <w:r>
               <w:t xml:space="preserve"> </w:t>
@@ -8702,7 +8758,7 @@
               <w:jc w:val="left"/>
             </w:pPr>
             <w:r>
-              <w:t xml:space="preserve">Trainer confirms</w:t>
+              <w:t xml:space="preserve">rainer confirms</w:t>
             </w:r>
             <w:r>
               <w:t xml:space="preserve"> </w:t>
@@ -8758,7 +8814,7 @@
               <w:jc w:val="left"/>
             </w:pPr>
             <w:r>
-              <w:t xml:space="preserve">M12</w:t>
+              <w:t xml:space="preserve">M11</w:t>
             </w:r>
             <w:r>
               <w:t xml:space="preserve"> </w:t>
@@ -8874,7 +8930,7 @@
               <w:jc w:val="left"/>
             </w:pPr>
             <w:r>
-              <w:t xml:space="preserve">M11 Resistance</w:t>
+              <w:t xml:space="preserve">M10 Resistance</w:t>
             </w:r>
             <w:r>
               <w:t xml:space="preserve"> </w:t>
@@ -8990,7 +9046,7 @@
               <w:jc w:val="left"/>
             </w:pPr>
             <w:r>
-              <w:t xml:space="preserve">M13 Reinforcement</w:t>
+              <w:t xml:space="preserve">M12 Reinforcement</w:t>
             </w:r>
             <w:r>
               <w:t xml:space="preserve"> </w:t>
@@ -9106,7 +9162,7 @@
               <w:jc w:val="left"/>
             </w:pPr>
             <w:r>
-              <w:t xml:space="preserve">M15 Metrics &amp;</w:t>
+              <w:t xml:space="preserve">M14 Metrics &amp;</w:t>
             </w:r>
             <w:r>
               <w:t xml:space="preserve"> </w:t>
@@ -9234,7 +9290,7 @@
               <w:jc w:val="left"/>
             </w:pPr>
             <w:r>
-              <w:t xml:space="preserve">M16 Journey Map</w:t>
+              <w:t xml:space="preserve">M15 Journey Map</w:t>
             </w:r>
           </w:p>
         </w:tc>
@@ -9341,7 +9397,7 @@
         <w:t xml:space="preserve"> </w:t>
       </w:r>
       <w:r>
-        <w:t xml:space="preserve">external dependency. Module 17 also offers an optional Provider</w:t>
+        <w:t xml:space="preserve">external dependency. Module 16 also offers an optional Provider</w:t>
       </w:r>
       <w:r>
         <w:t xml:space="preserve"> </w:t>
@@ -9513,7 +9569,7 @@
       </w:r>
     </w:p>
     <w:bookmarkEnd w:id="52"/>
-    <w:bookmarkStart w:id="53" w:name="module-18-work-breakdown-structure-gantt"/>
+    <w:bookmarkStart w:id="53" w:name="module-17-work-breakdown-structure-gantt"/>
     <w:p>
       <w:pPr>
         <w:pStyle w:val="Heading3"/>
@@ -9523,7 +9579,7 @@
           <w:b/>
           <w:color w:val="3F827B"/>
         </w:rPr>
-        <w:t xml:space="preserve">Module 18 — Work Breakdown Structure &amp; Gantt</w:t>
+        <w:t xml:space="preserve">Module 17 — Work Breakdown Structure &amp; Gantt</w:t>
       </w:r>
     </w:p>
     <w:p>
@@ -9900,7 +9956,7 @@
         <w:t xml:space="preserve"> </w:t>
       </w:r>
       <w:r>
-        <w:t xml:space="preserve">skeleton task per phase of a Phase Template (Section 4, Module 19),</w:t>
+        <w:t xml:space="preserve">skeleton task per phase of a Phase Template (Section 4, Module 18),</w:t>
       </w:r>
       <w:r>
         <w:t xml:space="preserve"> </w:t>
@@ -10044,7 +10100,7 @@
         <w:t xml:space="preserve"> </w:t>
       </w:r>
       <w:r>
-        <w:t xml:space="preserve">Index snapshot (Module 15's formula), a Phase Checklist completion</w:t>
+        <w:t xml:space="preserve">Index snapshot (Module 14's formula), a Phase Checklist completion</w:t>
       </w:r>
       <w:r>
         <w:t xml:space="preserve"> </w:t>
@@ -10116,7 +10172,7 @@
         <w:t xml:space="preserve"> </w:t>
       </w:r>
       <w:r>
-        <w:t xml:space="preserve">PM ↔ CM Governance Bridge cross-cutting loop (Module 19)</w:t>
+        <w:t xml:space="preserve">PM ↔ CM Governance Bridge cross-cutting loop (Module 18)</w:t>
       </w:r>
     </w:p>
     <w:p>
@@ -10138,7 +10194,7 @@
       </w:r>
     </w:p>
     <w:bookmarkEnd w:id="53"/>
-    <w:bookmarkStart w:id="54" w:name="X6ca937fba9a796e7c58430e3f38b47007cfe75e"/>
+    <w:bookmarkStart w:id="54" w:name="X820eeb9099fa4fafc7a6d7ae7f875dc3fc3aa57"/>
     <w:p>
       <w:pPr>
         <w:pStyle w:val="Heading3"/>
@@ -10148,7 +10204,7 @@
           <w:b/>
           <w:color w:val="3F827B"/>
         </w:rPr>
-        <w:t xml:space="preserve">Module 19 — Macro Process, SIPOC, RACSI &amp; End-to-End Registry</w:t>
+        <w:t xml:space="preserve">Module 18 — Macro Process, SIPOC, RACSI &amp; End-to-End Registry</w:t>
       </w:r>
     </w:p>
     <w:p>
@@ -10174,7 +10230,7 @@
         <w:t xml:space="preserve"> </w:t>
       </w:r>
       <w:r>
-        <w:t xml:space="preserve">(Module 5 owns MP-01, Module 8 owns MP-02 and MP-06, and so on). Sixteen</w:t>
+        <w:t xml:space="preserve">(Module 4 owns MP-01, Module 7 owns MP-02 and MP-06, and so on). Sixteen</w:t>
       </w:r>
       <w:r>
         <w:t xml:space="preserve"> </w:t>
@@ -10336,7 +10392,7 @@
         <w:t xml:space="preserve"> </w:t>
       </w:r>
       <w:r>
-        <w:t xml:space="preserve">ITL / SUP / EU — as the Phase Gate Accountable role in Module 18);</w:t>
+        <w:t xml:space="preserve">ITL / SUP / EU — as the Phase Gate Accountable role in Module 17);</w:t>
       </w:r>
       <w:r>
         <w:t xml:space="preserve"> </w:t>
@@ -10464,7 +10520,7 @@
         <w:t xml:space="preserve"> </w:t>
       </w:r>
       <w:r>
-        <w:t xml:space="preserve">governance layer referenced by the Phase Gate feature in Module 18</w:t>
+        <w:t xml:space="preserve">governance layer referenced by the Phase Gate feature in Module 17</w:t>
       </w:r>
     </w:p>
     <w:p>
@@ -10492,7 +10548,7 @@
       </w:r>
     </w:p>
     <w:bookmarkEnd w:id="54"/>
-    <w:bookmarkStart w:id="55" w:name="X7d85bae68117064895faa75e7da9c24447f3b9b"/>
+    <w:bookmarkStart w:id="55" w:name="X6243e4ab6b2dbca621700ed3ecd11697ff87239"/>
     <w:p>
       <w:pPr>
         <w:pStyle w:val="Heading3"/>
@@ -10502,7 +10558,7 @@
           <w:b/>
           <w:color w:val="3F827B"/>
         </w:rPr>
-        <w:t xml:space="preserve">Module 20 — Change Management Charter Registry</w:t>
+        <w:t xml:space="preserve">Module 19 — Change Management Charter Registry</w:t>
       </w:r>
     </w:p>
     <w:p>
@@ -10764,7 +10820,7 @@
         <w:t xml:space="preserve"> </w:t>
       </w:r>
       <w:r>
-        <w:t xml:space="preserve">Exception E2 recovery workflow (CHTR-06); Module 10's trained-versus-capable</w:t>
+        <w:t xml:space="preserve">Exception E2 recovery workflow (CHTR-06); Module 9's trained-versus-capable</w:t>
       </w:r>
       <w:r>
         <w:t xml:space="preserve"> </w:t>
@@ -10798,7 +10854,7 @@
       </w:r>
     </w:p>
     <w:bookmarkEnd w:id="55"/>
-    <w:bookmarkStart w:id="56" w:name="X404cec68a83510001bb596048796ba6a1a6dc38"/>
+    <w:bookmarkStart w:id="56" w:name="X3758afb662258ac9fcdc297afc2707e397d36a2"/>
     <w:p>
       <w:pPr>
         <w:pStyle w:val="Heading3"/>
@@ -10808,7 +10864,7 @@
           <w:b/>
           <w:color w:val="3F827B"/>
         </w:rPr>
-        <w:t xml:space="preserve">Module 21 — Stakeholder Journeys, Touchpoints &amp; Analytics</w:t>
+        <w:t xml:space="preserve">Module 20 — Stakeholder Journeys, Touchpoints &amp; Analytics</w:t>
       </w:r>
     </w:p>
     <w:p>
@@ -10822,7 +10878,7 @@
         <w:t xml:space="preserve"> </w:t>
       </w:r>
       <w:r>
-        <w:t xml:space="preserve">in journi (Module 15): eight persona/exception/system journeys broken</w:t>
+        <w:t xml:space="preserve">in journi (Module 14): eight persona/exception/system journeys broken</w:t>
       </w:r>
       <w:r>
         <w:t xml:space="preserve"> </w:t>
@@ -11029,7 +11085,7 @@
         <w:t xml:space="preserve"> </w:t>
       </w:r>
       <w:r>
-        <w:t xml:space="preserve">and charter-action logs (Module 20); the Mentoring Progression,</w:t>
+        <w:t xml:space="preserve">and charter-action logs (Module 19); the Mentoring Progression,</w:t>
       </w:r>
       <w:r>
         <w:t xml:space="preserve"> </w:t>
@@ -11053,7 +11109,7 @@
         <w:t xml:space="preserve"> </w:t>
       </w:r>
       <w:r>
-        <w:t xml:space="preserve">Module 20/Module 14 logs a BI-connected deployment would aggregate</w:t>
+        <w:t xml:space="preserve">Module 19/Module 13 logs a BI-connected deployment would aggregate</w:t>
       </w:r>
     </w:p>
     <w:p>
@@ -11104,7 +11160,7 @@
         <w:t xml:space="preserve"> </w:t>
       </w:r>
       <w:r>
-        <w:t xml:space="preserve">demo projects, the same posture Module 19's Cross-Type Comparison</w:t>
+        <w:t xml:space="preserve">demo projects, the same posture Module 18's Cross-Type Comparison</w:t>
       </w:r>
       <w:r>
         <w:t xml:space="preserve"> </w:t>
@@ -11128,7 +11184,7 @@
         <w:t xml:space="preserve"> </w:t>
       </w:r>
       <w:r>
-        <w:t xml:space="preserve">Cross-cutting — realizes Module 16's</w:t>
+        <w:t xml:space="preserve">Cross-cutting — realizes Module 15's</w:t>
       </w:r>
       <w:r>
         <w:t xml:space="preserve"> </w:t>
@@ -11152,7 +11208,7 @@
         <w:t xml:space="preserve"> </w:t>
       </w:r>
       <w:r>
-        <w:t xml:space="preserve">Module 20's Mentoring Progression model</w:t>
+        <w:t xml:space="preserve">Module 19's Mentoring Progression model</w:t>
       </w:r>
     </w:p>
     <w:p>
@@ -11333,19 +11389,19 @@
               <w:jc w:val="left"/>
             </w:pPr>
             <w:r>
-              <w:t xml:space="preserve">M6 ADKAR Engine; M10</w:t>
-            </w:r>
-            <w:r>
-              <w:t xml:space="preserve"> </w:t>
-            </w:r>
-            <w:r>
-              <w:t xml:space="preserve">Training; M12 Manager Coach;</w:t>
-            </w:r>
-            <w:r>
-              <w:t xml:space="preserve"> </w:t>
-            </w:r>
-            <w:r>
-              <w:t xml:space="preserve">M15 Analytics</w:t>
+              <w:t xml:space="preserve">M5 ADKAR Engine; M9</w:t>
+            </w:r>
+            <w:r>
+              <w:t xml:space="preserve"> </w:t>
+            </w:r>
+            <w:r>
+              <w:t xml:space="preserve">Training; M11 Manager Coach;</w:t>
+            </w:r>
+            <w:r>
+              <w:t xml:space="preserve"> </w:t>
+            </w:r>
+            <w:r>
+              <w:t xml:space="preserve">M14 Analytics</w:t>
             </w:r>
           </w:p>
         </w:tc>
@@ -11383,19 +11439,19 @@
               <w:jc w:val="left"/>
             </w:pPr>
             <w:r>
-              <w:t xml:space="preserve">M8 Sponsor &amp; Coalition; M9</w:t>
-            </w:r>
-            <w:r>
-              <w:t xml:space="preserve"> </w:t>
-            </w:r>
-            <w:r>
-              <w:t xml:space="preserve">Communications; M10 Training;</w:t>
-            </w:r>
-            <w:r>
-              <w:t xml:space="preserve"> </w:t>
-            </w:r>
-            <w:r>
-              <w:t xml:space="preserve">M13 Sustainment</w:t>
+              <w:t xml:space="preserve">M7 Sponsor &amp; Coalition; M8</w:t>
+            </w:r>
+            <w:r>
+              <w:t xml:space="preserve"> </w:t>
+            </w:r>
+            <w:r>
+              <w:t xml:space="preserve">Communications; M9 Training;</w:t>
+            </w:r>
+            <w:r>
+              <w:t xml:space="preserve"> </w:t>
+            </w:r>
+            <w:r>
+              <w:t xml:space="preserve">M12 Sustainment</w:t>
             </w:r>
           </w:p>
         </w:tc>
@@ -11445,7 +11501,7 @@
               <w:jc w:val="left"/>
             </w:pPr>
             <w:r>
-              <w:t xml:space="preserve">M4 Initiative Registry; M13</w:t>
+              <w:t xml:space="preserve">M3 Initiative Registry; M12</w:t>
             </w:r>
             <w:r>
               <w:t xml:space="preserve"> </w:t>
@@ -11495,13 +11551,13 @@
               <w:jc w:val="left"/>
             </w:pPr>
             <w:r>
-              <w:t xml:space="preserve">M7 Emotional &amp; Transition</w:t>
-            </w:r>
-            <w:r>
-              <w:t xml:space="preserve"> </w:t>
-            </w:r>
-            <w:r>
-              <w:t xml:space="preserve">Layer; M16 Journey Map</w:t>
+              <w:t xml:space="preserve">M6 Emotional &amp; Transition</w:t>
+            </w:r>
+            <w:r>
+              <w:t xml:space="preserve"> </w:t>
+            </w:r>
+            <w:r>
+              <w:t xml:space="preserve">Layer; M15 Journey Map</w:t>
             </w:r>
           </w:p>
         </w:tc>
@@ -11545,13 +11601,13 @@
               <w:jc w:val="left"/>
             </w:pPr>
             <w:r>
-              <w:t xml:space="preserve">M7 Emotional &amp; Transition</w:t>
-            </w:r>
-            <w:r>
-              <w:t xml:space="preserve"> </w:t>
-            </w:r>
-            <w:r>
-              <w:t xml:space="preserve">Layer; M11 Resistance</w:t>
+              <w:t xml:space="preserve">M6 Emotional &amp; Transition</w:t>
+            </w:r>
+            <w:r>
+              <w:t xml:space="preserve"> </w:t>
+            </w:r>
+            <w:r>
+              <w:t xml:space="preserve">Layer; M10 Resistance</w:t>
             </w:r>
             <w:r>
               <w:t xml:space="preserve"> </w:t>
@@ -11607,7 +11663,7 @@
               <w:jc w:val="left"/>
             </w:pPr>
             <w:r>
-              <w:t xml:space="preserve">M8 Sponsor &amp; Coalition; M12</w:t>
+              <w:t xml:space="preserve">M7 Sponsor &amp; Coalition; M11</w:t>
             </w:r>
             <w:r>
               <w:t xml:space="preserve"> </w:t>
@@ -11657,25 +11713,25 @@
               <w:jc w:val="left"/>
             </w:pPr>
             <w:r>
-              <w:t xml:space="preserve">M17 AI Use Case Library;</w:t>
-            </w:r>
-            <w:r>
-              <w:t xml:space="preserve"> </w:t>
-            </w:r>
-            <w:r>
-              <w:t xml:space="preserve">expressed inside M5, M6, M7,</w:t>
-            </w:r>
-            <w:r>
-              <w:t xml:space="preserve"> </w:t>
-            </w:r>
-            <w:r>
-              <w:t xml:space="preserve">M8, M9, M10, M11, M12, M13,</w:t>
-            </w:r>
-            <w:r>
-              <w:t xml:space="preserve"> </w:t>
-            </w:r>
-            <w:r>
-              <w:t xml:space="preserve">M15, M16</w:t>
+              <w:t xml:space="preserve">M16 AI Use Case Library;</w:t>
+            </w:r>
+            <w:r>
+              <w:t xml:space="preserve"> </w:t>
+            </w:r>
+            <w:r>
+              <w:t xml:space="preserve">expressed inside M4, M5, M6,</w:t>
+            </w:r>
+            <w:r>
+              <w:t xml:space="preserve"> </w:t>
+            </w:r>
+            <w:r>
+              <w:t xml:space="preserve">M7, M8, M9, M10, M11, M12,</w:t>
+            </w:r>
+            <w:r>
+              <w:t xml:space="preserve"> </w:t>
+            </w:r>
+            <w:r>
+              <w:t xml:space="preserve">M14, M15</w:t>
             </w:r>
           </w:p>
         </w:tc>
@@ -11686,7 +11742,7 @@
         <w:pStyle w:val="BodyText"/>
       </w:pPr>
       <w:r>
-        <w:t xml:space="preserve">Module 18 (WBS &amp; Gantt) is deliberately cross-cutting rather than tied to</w:t>
+        <w:t xml:space="preserve">Module 17 (WBS &amp; Gantt) is deliberately cross-cutting rather than tied to</w:t>
       </w:r>
       <w:r>
         <w:t xml:space="preserve"> </w:t>
@@ -11704,19 +11760,19 @@
         <w:t xml:space="preserve"> </w:t>
       </w:r>
       <w:r>
-        <w:t xml:space="preserve">delivery track, alongside the Lewin macro-state owned by M4, the</w:t>
-      </w:r>
-      <w:r>
-        <w:t xml:space="preserve"> </w:t>
-      </w:r>
-      <w:r>
-        <w:t xml:space="preserve">Bridges/Kübler-Ross position owned by M7, and the ADKAR scores owned by</w:t>
-      </w:r>
-      <w:r>
-        <w:t xml:space="preserve"> </w:t>
-      </w:r>
-      <w:r>
-        <w:t xml:space="preserve">M6. Modules 20 (Charter Registry) and 21 (Journeys, Touchpoints &amp;</w:t>
+        <w:t xml:space="preserve">delivery track, alongside the Lewin macro-state owned by M3, the</w:t>
+      </w:r>
+      <w:r>
+        <w:t xml:space="preserve"> </w:t>
+      </w:r>
+      <w:r>
+        <w:t xml:space="preserve">Bridges/Kübler-Ross position owned by M6, and the ADKAR scores owned by</w:t>
+      </w:r>
+      <w:r>
+        <w:t xml:space="preserve"> </w:t>
+      </w:r>
+      <w:r>
+        <w:t xml:space="preserve">M5. Modules 20 (Charter Registry) and 21 (Journeys, Touchpoints &amp;</w:t>
       </w:r>
       <w:r>
         <w:t xml:space="preserve"> </w:t>
@@ -11734,19 +11790,19 @@
         <w:t xml:space="preserve"> </w:t>
       </w:r>
       <w:r>
-        <w:t xml:space="preserve">Kotter rows above as signed, trackable behavioral standards (M20) and</w:t>
-      </w:r>
-      <w:r>
-        <w:t xml:space="preserve"> </w:t>
-      </w:r>
-      <w:r>
-        <w:t xml:space="preserve">give the Bridges/Kübler-Ross journey M16 already visualizes a</w:t>
-      </w:r>
-      <w:r>
-        <w:t xml:space="preserve"> </w:t>
-      </w:r>
-      <w:r>
-        <w:t xml:space="preserve">touchpoint-level completion record (M21).</w:t>
+        <w:t xml:space="preserve">Kotter rows above as signed, trackable behavioral standards (M19) and</w:t>
+      </w:r>
+      <w:r>
+        <w:t xml:space="preserve"> </w:t>
+      </w:r>
+      <w:r>
+        <w:t xml:space="preserve">give the Bridges/Kübler-Ross journey M15 already visualizes a</w:t>
+      </w:r>
+      <w:r>
+        <w:t xml:space="preserve"> </w:t>
+      </w:r>
+      <w:r>
+        <w:t xml:space="preserve">touchpoint-level completion record (M20).</w:t>
       </w:r>
     </w:p>
     <w:bookmarkEnd w:id="58"/>
@@ -11864,7 +11920,7 @@
         <w:t xml:space="preserve"> </w:t>
       </w:r>
       <w:r>
-        <w:t xml:space="preserve">use cases pre-activated from the Module 17 library, illustrating how an</w:t>
+        <w:t xml:space="preserve">use cases pre-activated from the Module 16 library, illustrating how an</w:t>
       </w:r>
       <w:r>
         <w:t xml:space="preserve"> </w:t>
